--- a/Практические работы/Буклет_Ралли_2026.docx
+++ b/Практические работы/Буклет_Ралли_2026.docx
@@ -1,24 +1,2373 @@
 
 <file path=word/document.xml><?xml version="1.0" encoding="utf-8"?>
 <w:document xmlns:wpc="http://schemas.microsoft.com/office/word/2010/wordprocessingCanvas" xmlns:mc="http://schemas.openxmlformats.org/markup-compatibility/2006" xmlns:o="urn:schemas-microsoft-com:office:office" xmlns:r="http://schemas.openxmlformats.org/officeDocument/2006/relationships" xmlns:m="http://schemas.openxmlformats.org/officeDocument/2006/math" xmlns:v="urn:schemas-microsoft-com:vml" xmlns:wp14="http://schemas.microsoft.com/office/word/2010/wordprocessingDrawing" xmlns:wp="http://schemas.openxmlformats.org/drawingml/2006/wordprocessingDrawing" xmlns:w10="urn:schemas-microsoft-com:office:word" xmlns:w="http://schemas.openxmlformats.org/wordprocessingml/2006/main" xmlns:w14="http://schemas.microsoft.com/office/word/2010/wordml" xmlns:w15="http://schemas.microsoft.com/office/word/2012/wordml" xmlns:wpg="http://schemas.microsoft.com/office/word/2010/wordprocessingGroup" xmlns:wpi="http://schemas.microsoft.com/office/word/2010/wordprocessingInk" xmlns:wne="http://schemas.microsoft.com/office/word/2006/wordml" xmlns:wps="http://schemas.microsoft.com/office/word/2010/wordprocessingShape" mc:Ignorable="w14 w15 wp14">
+  <w:background w:color="FFFFFF" w:themeColor="background1"/>
   <w:body>
+    <w:p>
+      <w:pPr>
+        <w:ind w:right="429"/>
+      </w:pPr>
+      <w:r>
+        <w:rPr>
+          <w:noProof/>
+          <w:lang w:eastAsia="ru-RU"/>
+        </w:rPr>
+        <mc:AlternateContent>
+          <mc:Choice Requires="wps">
+            <w:drawing>
+              <wp:anchor distT="0" distB="0" distL="114300" distR="114300" simplePos="0" relativeHeight="251650047" behindDoc="0" locked="0" layoutInCell="1" allowOverlap="1">
+                <wp:simplePos x="0" y="0"/>
+                <wp:positionH relativeFrom="margin">
+                  <wp:align>left</wp:align>
+                </wp:positionH>
+                <wp:positionV relativeFrom="paragraph">
+                  <wp:posOffset>-610870</wp:posOffset>
+                </wp:positionV>
+                <wp:extent cx="3333750" cy="5781040"/>
+                <wp:effectExtent l="0" t="0" r="19050" b="10160"/>
+                <wp:wrapNone/>
+                <wp:docPr id="25" name="Прямоугольник 25"/>
+                <wp:cNvGraphicFramePr/>
+                <a:graphic xmlns:a="http://schemas.openxmlformats.org/drawingml/2006/main">
+                  <a:graphicData uri="http://schemas.microsoft.com/office/word/2010/wordprocessingShape">
+                    <wps:wsp>
+                      <wps:cNvSpPr/>
+                      <wps:spPr>
+                        <a:xfrm>
+                          <a:off x="0" y="0"/>
+                          <a:ext cx="3333750" cy="5781040"/>
+                        </a:xfrm>
+                        <a:prstGeom prst="rect">
+                          <a:avLst/>
+                        </a:prstGeom>
+                      </wps:spPr>
+                      <wps:style>
+                        <a:lnRef idx="2">
+                          <a:schemeClr val="accent1">
+                            <a:shade val="50000"/>
+                          </a:schemeClr>
+                        </a:lnRef>
+                        <a:fillRef idx="1">
+                          <a:schemeClr val="accent1"/>
+                        </a:fillRef>
+                        <a:effectRef idx="0">
+                          <a:schemeClr val="accent1"/>
+                        </a:effectRef>
+                        <a:fontRef idx="minor">
+                          <a:schemeClr val="lt1"/>
+                        </a:fontRef>
+                      </wps:style>
+                      <wps:bodyPr rot="0" spcFirstLastPara="0" vertOverflow="overflow" horzOverflow="overflow" vert="horz" wrap="square" lIns="91440" tIns="45720" rIns="91440" bIns="45720" numCol="1" spcCol="0" rtlCol="0" fromWordArt="0" anchor="ctr" anchorCtr="0" forceAA="0" compatLnSpc="1">
+                        <a:prstTxWarp prst="textNoShape">
+                          <a:avLst/>
+                        </a:prstTxWarp>
+                        <a:noAutofit/>
+                      </wps:bodyPr>
+                    </wps:wsp>
+                  </a:graphicData>
+                </a:graphic>
+                <wp14:sizeRelH relativeFrom="margin">
+                  <wp14:pctWidth>0</wp14:pctWidth>
+                </wp14:sizeRelH>
+              </wp:anchor>
+            </w:drawing>
+          </mc:Choice>
+          <mc:Fallback>
+            <w:pict>
+              <v:rect w14:anchorId="36F5C164" id="Прямоугольник 25" o:spid="_x0000_s1026" style="position:absolute;margin-left:0;margin-top:-48.1pt;width:262.5pt;height:455.2pt;z-index:251650047;visibility:visible;mso-wrap-style:square;mso-width-percent:0;mso-wrap-distance-left:9pt;mso-wrap-distance-top:0;mso-wrap-distance-right:9pt;mso-wrap-distance-bottom:0;mso-position-horizontal:left;mso-position-horizontal-relative:margin;mso-position-vertical:absolute;mso-position-vertical-relative:text;mso-width-percent:0;mso-width-relative:margin;v-text-anchor:middle" o:gfxdata="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" fillcolor="#5b9bd5 [3204]" strokecolor="#1f4d78 [1604]" strokeweight="1pt">
+                <w10:wrap anchorx="margin"/>
+              </v:rect>
+            </w:pict>
+          </mc:Fallback>
+        </mc:AlternateContent>
+      </w:r>
+      <w:r>
+        <w:rPr>
+          <w:noProof/>
+          <w:lang w:eastAsia="ru-RU"/>
+        </w:rPr>
+        <mc:AlternateContent>
+          <mc:Choice Requires="wps">
+            <w:drawing>
+              <wp:anchor distT="0" distB="0" distL="114300" distR="114300" simplePos="0" relativeHeight="251659264" behindDoc="0" locked="0" layoutInCell="1" allowOverlap="1" wp14:anchorId="763EB84E" wp14:editId="5F31750E">
+                <wp:simplePos x="0" y="0"/>
+                <wp:positionH relativeFrom="column">
+                  <wp:posOffset>3305175</wp:posOffset>
+                </wp:positionH>
+                <wp:positionV relativeFrom="paragraph">
+                  <wp:posOffset>-620395</wp:posOffset>
+                </wp:positionV>
+                <wp:extent cx="38100" cy="8763000"/>
+                <wp:effectExtent l="0" t="0" r="19050" b="19050"/>
+                <wp:wrapNone/>
+                <wp:docPr id="13" name="Прямая соединительная линия 13"/>
+                <wp:cNvGraphicFramePr/>
+                <a:graphic xmlns:a="http://schemas.openxmlformats.org/drawingml/2006/main">
+                  <a:graphicData uri="http://schemas.microsoft.com/office/word/2010/wordprocessingShape">
+                    <wps:wsp>
+                      <wps:cNvCnPr/>
+                      <wps:spPr>
+                        <a:xfrm>
+                          <a:off x="0" y="0"/>
+                          <a:ext cx="38100" cy="8763000"/>
+                        </a:xfrm>
+                        <a:prstGeom prst="line">
+                          <a:avLst/>
+                        </a:prstGeom>
+                      </wps:spPr>
+                      <wps:style>
+                        <a:lnRef idx="1">
+                          <a:schemeClr val="dk1"/>
+                        </a:lnRef>
+                        <a:fillRef idx="0">
+                          <a:schemeClr val="dk1"/>
+                        </a:fillRef>
+                        <a:effectRef idx="0">
+                          <a:schemeClr val="dk1"/>
+                        </a:effectRef>
+                        <a:fontRef idx="minor">
+                          <a:schemeClr val="tx1"/>
+                        </a:fontRef>
+                      </wps:style>
+                      <wps:bodyPr/>
+                    </wps:wsp>
+                  </a:graphicData>
+                </a:graphic>
+                <wp14:sizeRelH relativeFrom="margin">
+                  <wp14:pctWidth>0</wp14:pctWidth>
+                </wp14:sizeRelH>
+                <wp14:sizeRelV relativeFrom="margin">
+                  <wp14:pctHeight>0</wp14:pctHeight>
+                </wp14:sizeRelV>
+              </wp:anchor>
+            </w:drawing>
+          </mc:Choice>
+          <mc:Fallback>
+            <w:pict>
+              <v:line w14:anchorId="29FD1A0F" id="Прямая соединительная линия 13" o:spid="_x0000_s1026" style="position:absolute;z-index:251659264;visibility:visible;mso-wrap-style:square;mso-width-percent:0;mso-height-percent:0;mso-wrap-distance-left:9pt;mso-wrap-distance-top:0;mso-wrap-distance-right:9pt;mso-wrap-distance-bottom:0;mso-position-horizontal:absolute;mso-position-horizontal-relative:text;mso-position-vertical:absolute;mso-position-vertical-relative:text;mso-width-percent:0;mso-height-percent:0;mso-width-relative:margin;mso-height-relative:margin" from="260.25pt,-48.85pt" to="263.25pt,641.15pt" o:gfxdata="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" strokecolor="black [3200]" strokeweight=".5pt">
+                <v:stroke joinstyle="miter"/>
+              </v:line>
+            </w:pict>
+          </mc:Fallback>
+        </mc:AlternateContent>
+      </w:r>
+      <w:bookmarkStart w:id="0" w:name="_GoBack"/>
+      <w:r>
+        <w:rPr>
+          <w:noProof/>
+          <w:lang w:eastAsia="ru-RU"/>
+        </w:rPr>
+        <w:drawing>
+          <wp:anchor distT="0" distB="0" distL="114300" distR="114300" simplePos="0" relativeHeight="251651072" behindDoc="1" locked="0" layoutInCell="1" allowOverlap="1">
+            <wp:simplePos x="0" y="0"/>
+            <wp:positionH relativeFrom="page">
+              <wp:posOffset>-1785620</wp:posOffset>
+            </wp:positionH>
+            <wp:positionV relativeFrom="paragraph">
+              <wp:posOffset>-76835</wp:posOffset>
+            </wp:positionV>
+            <wp:extent cx="12801600" cy="7200265"/>
+            <wp:effectExtent l="0" t="0" r="0" b="635"/>
+            <wp:wrapNone/>
+            <wp:docPr id="3" name="Рисунок 3"/>
+            <wp:cNvGraphicFramePr>
+              <a:graphicFrameLocks xmlns:a="http://schemas.openxmlformats.org/drawingml/2006/main" noChangeAspect="1"/>
+            </wp:cNvGraphicFramePr>
+            <a:graphic xmlns:a="http://schemas.openxmlformats.org/drawingml/2006/main">
+              <a:graphicData uri="http://schemas.openxmlformats.org/drawingml/2006/picture">
+                <pic:pic xmlns:pic="http://schemas.openxmlformats.org/drawingml/2006/picture">
+                  <pic:nvPicPr>
+                    <pic:cNvPr id="3" name="maxresdefault (1).jpg"/>
+                    <pic:cNvPicPr/>
+                  </pic:nvPicPr>
+                  <pic:blipFill>
+                    <a:blip r:embed="rId7">
+                      <a:extLst>
+                        <a:ext uri="{28A0092B-C50C-407E-A947-70E740481C1C}">
+                          <a14:useLocalDpi xmlns:a14="http://schemas.microsoft.com/office/drawing/2010/main" val="0"/>
+                        </a:ext>
+                      </a:extLst>
+                    </a:blip>
+                    <a:stretch>
+                      <a:fillRect/>
+                    </a:stretch>
+                  </pic:blipFill>
+                  <pic:spPr>
+                    <a:xfrm>
+                      <a:off x="0" y="0"/>
+                      <a:ext cx="12801600" cy="7200265"/>
+                    </a:xfrm>
+                    <a:prstGeom prst="rect">
+                      <a:avLst/>
+                    </a:prstGeom>
+                  </pic:spPr>
+                </pic:pic>
+              </a:graphicData>
+            </a:graphic>
+            <wp14:sizeRelH relativeFrom="page">
+              <wp14:pctWidth>0</wp14:pctWidth>
+            </wp14:sizeRelH>
+            <wp14:sizeRelV relativeFrom="page">
+              <wp14:pctHeight>0</wp14:pctHeight>
+            </wp14:sizeRelV>
+          </wp:anchor>
+        </w:drawing>
+      </w:r>
+      <w:bookmarkEnd w:id="0"/>
+      <w:r>
+        <w:rPr>
+          <w:noProof/>
+          <w:lang w:eastAsia="ru-RU"/>
+        </w:rPr>
+        <mc:AlternateContent>
+          <mc:Choice Requires="wps">
+            <w:drawing>
+              <wp:anchor distT="0" distB="0" distL="114300" distR="114300" simplePos="0" relativeHeight="251662336" behindDoc="0" locked="0" layoutInCell="1" allowOverlap="1" wp14:anchorId="52CA3C67" wp14:editId="337C2598">
+                <wp:simplePos x="0" y="0"/>
+                <wp:positionH relativeFrom="column">
+                  <wp:posOffset>7205601</wp:posOffset>
+                </wp:positionH>
+                <wp:positionV relativeFrom="paragraph">
+                  <wp:posOffset>-620395</wp:posOffset>
+                </wp:positionV>
+                <wp:extent cx="3015900" cy="3357349"/>
+                <wp:effectExtent l="0" t="0" r="0" b="0"/>
+                <wp:wrapNone/>
+                <wp:docPr id="16" name="Надпись 16"/>
+                <wp:cNvGraphicFramePr/>
+                <a:graphic xmlns:a="http://schemas.openxmlformats.org/drawingml/2006/main">
+                  <a:graphicData uri="http://schemas.microsoft.com/office/word/2010/wordprocessingShape">
+                    <wps:wsp>
+                      <wps:cNvSpPr txBox="1"/>
+                      <wps:spPr>
+                        <a:xfrm>
+                          <a:off x="0" y="0"/>
+                          <a:ext cx="3015900" cy="3357349"/>
+                        </a:xfrm>
+                        <a:prstGeom prst="rect">
+                          <a:avLst/>
+                        </a:prstGeom>
+                        <a:noFill/>
+                        <a:ln w="6350">
+                          <a:noFill/>
+                        </a:ln>
+                        <a:effectLst/>
+                      </wps:spPr>
+                      <wps:style>
+                        <a:lnRef idx="0">
+                          <a:schemeClr val="accent1"/>
+                        </a:lnRef>
+                        <a:fillRef idx="0">
+                          <a:schemeClr val="accent1"/>
+                        </a:fillRef>
+                        <a:effectRef idx="0">
+                          <a:schemeClr val="accent1"/>
+                        </a:effectRef>
+                        <a:fontRef idx="minor">
+                          <a:schemeClr val="dk1"/>
+                        </a:fontRef>
+                      </wps:style>
+                      <wps:txbx>
+                        <w:txbxContent>
+                          <w:p>
+                            <w:pPr>
+                              <w:rPr>
+                                <w:sz w:val="44"/>
+                                <w:szCs w:val="44"/>
+                              </w:rPr>
+                            </w:pPr>
+                            <w:r>
+                              <w:rPr>
+                                <w:rFonts w:ascii="Bahnschrift Condensed" w:hAnsi="Bahnschrift Condensed"/>
+                                <w:sz w:val="44"/>
+                                <w:szCs w:val="44"/>
+                              </w:rPr>
+                              <w:t xml:space="preserve">Третий этап сезона, который пройдет с 12 по 15 марта, в 2026 году откажется от традиционного старта в Найроби и полностью сосредоточится на суровом рельефе вокруг озера </w:t>
+                            </w:r>
+                            <w:proofErr w:type="spellStart"/>
+                            <w:r>
+                              <w:rPr>
+                                <w:rFonts w:ascii="Bahnschrift Condensed" w:hAnsi="Bahnschrift Condensed"/>
+                                <w:sz w:val="44"/>
+                                <w:szCs w:val="44"/>
+                              </w:rPr>
+                              <w:t>Найваша</w:t>
+                            </w:r>
+                            <w:proofErr w:type="spellEnd"/>
+                            <w:r>
+                              <w:rPr>
+                                <w:rFonts w:ascii="Bahnschrift Condensed" w:hAnsi="Bahnschrift Condensed"/>
+                                <w:sz w:val="44"/>
+                                <w:szCs w:val="44"/>
+                              </w:rPr>
+                              <w:t>.</w:t>
+                            </w:r>
+                          </w:p>
+                        </w:txbxContent>
+                      </wps:txbx>
+                      <wps:bodyPr rot="0" spcFirstLastPara="0" vertOverflow="overflow" horzOverflow="overflow" vert="horz" wrap="square" lIns="91440" tIns="45720" rIns="91440" bIns="45720" numCol="1" spcCol="0" rtlCol="0" fromWordArt="0" anchor="t" anchorCtr="0" forceAA="0" compatLnSpc="1">
+                        <a:prstTxWarp prst="textNoShape">
+                          <a:avLst/>
+                        </a:prstTxWarp>
+                        <a:noAutofit/>
+                      </wps:bodyPr>
+                    </wps:wsp>
+                  </a:graphicData>
+                </a:graphic>
+                <wp14:sizeRelH relativeFrom="margin">
+                  <wp14:pctWidth>0</wp14:pctWidth>
+                </wp14:sizeRelH>
+                <wp14:sizeRelV relativeFrom="margin">
+                  <wp14:pctHeight>0</wp14:pctHeight>
+                </wp14:sizeRelV>
+              </wp:anchor>
+            </w:drawing>
+          </mc:Choice>
+          <mc:Fallback>
+            <w:pict>
+              <v:shapetype w14:anchorId="52CA3C67" id="_x0000_t202" coordsize="21600,21600" o:spt="202" path="m,l,21600r21600,l21600,xe">
+                <v:stroke joinstyle="miter"/>
+                <v:path gradientshapeok="t" o:connecttype="rect"/>
+              </v:shapetype>
+              <v:shape id="Надпись 16" o:spid="_x0000_s1026" type="#_x0000_t202" style="position:absolute;margin-left:567.35pt;margin-top:-48.85pt;width:237.45pt;height:264.35pt;z-index:251662336;visibility:visible;mso-wrap-style:square;mso-width-percent:0;mso-height-percent:0;mso-wrap-distance-left:9pt;mso-wrap-distance-top:0;mso-wrap-distance-right:9pt;mso-wrap-distance-bottom:0;mso-position-horizontal:absolute;mso-position-horizontal-relative:text;mso-position-vertical:absolute;mso-position-vertical-relative:text;mso-width-percent:0;mso-height-percent:0;mso-width-relative:margin;mso-height-relative:margin;v-text-anchor:top" o:gfxdata="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" filled="f" stroked="f" strokeweight=".5pt">
+                <v:textbox>
+                  <w:txbxContent>
+                    <w:p>
+                      <w:pPr>
+                        <w:rPr>
+                          <w:sz w:val="44"/>
+                          <w:szCs w:val="44"/>
+                        </w:rPr>
+                      </w:pPr>
+                      <w:r>
+                        <w:rPr>
+                          <w:rFonts w:ascii="Bahnschrift Condensed" w:hAnsi="Bahnschrift Condensed"/>
+                          <w:sz w:val="44"/>
+                          <w:szCs w:val="44"/>
+                        </w:rPr>
+                        <w:t xml:space="preserve">Третий этап сезона, который пройдет с 12 по 15 марта, в 2026 году откажется от традиционного старта в Найроби и полностью сосредоточится на суровом рельефе вокруг озера </w:t>
+                      </w:r>
+                      <w:proofErr w:type="spellStart"/>
+                      <w:r>
+                        <w:rPr>
+                          <w:rFonts w:ascii="Bahnschrift Condensed" w:hAnsi="Bahnschrift Condensed"/>
+                          <w:sz w:val="44"/>
+                          <w:szCs w:val="44"/>
+                        </w:rPr>
+                        <w:t>Найваша</w:t>
+                      </w:r>
+                      <w:proofErr w:type="spellEnd"/>
+                      <w:r>
+                        <w:rPr>
+                          <w:rFonts w:ascii="Bahnschrift Condensed" w:hAnsi="Bahnschrift Condensed"/>
+                          <w:sz w:val="44"/>
+                          <w:szCs w:val="44"/>
+                        </w:rPr>
+                        <w:t>.</w:t>
+                      </w:r>
+                    </w:p>
+                  </w:txbxContent>
+                </v:textbox>
+              </v:shape>
+            </w:pict>
+          </mc:Fallback>
+        </mc:AlternateContent>
+      </w:r>
+      <w:r>
+        <w:rPr>
+          <w:noProof/>
+          <w:lang w:eastAsia="ru-RU"/>
+        </w:rPr>
+        <mc:AlternateContent>
+          <mc:Choice Requires="wps">
+            <w:drawing>
+              <wp:anchor distT="0" distB="0" distL="114300" distR="114300" simplePos="0" relativeHeight="251661312" behindDoc="0" locked="0" layoutInCell="1" allowOverlap="1">
+                <wp:simplePos x="0" y="0"/>
+                <wp:positionH relativeFrom="page">
+                  <wp:align>right</wp:align>
+                </wp:positionH>
+                <wp:positionV relativeFrom="paragraph">
+                  <wp:posOffset>-619883</wp:posOffset>
+                </wp:positionV>
+                <wp:extent cx="3630285" cy="5799938"/>
+                <wp:effectExtent l="0" t="0" r="27940" b="10795"/>
+                <wp:wrapNone/>
+                <wp:docPr id="15" name="Прямоугольник 15"/>
+                <wp:cNvGraphicFramePr/>
+                <a:graphic xmlns:a="http://schemas.openxmlformats.org/drawingml/2006/main">
+                  <a:graphicData uri="http://schemas.microsoft.com/office/word/2010/wordprocessingShape">
+                    <wps:wsp>
+                      <wps:cNvSpPr/>
+                      <wps:spPr>
+                        <a:xfrm>
+                          <a:off x="0" y="0"/>
+                          <a:ext cx="3630285" cy="5799938"/>
+                        </a:xfrm>
+                        <a:prstGeom prst="rect">
+                          <a:avLst/>
+                        </a:prstGeom>
+                        <a:solidFill>
+                          <a:schemeClr val="accent6">
+                            <a:lumMod val="50000"/>
+                          </a:schemeClr>
+                        </a:solidFill>
+                      </wps:spPr>
+                      <wps:style>
+                        <a:lnRef idx="2">
+                          <a:schemeClr val="accent1">
+                            <a:shade val="50000"/>
+                          </a:schemeClr>
+                        </a:lnRef>
+                        <a:fillRef idx="1">
+                          <a:schemeClr val="accent1"/>
+                        </a:fillRef>
+                        <a:effectRef idx="0">
+                          <a:schemeClr val="accent1"/>
+                        </a:effectRef>
+                        <a:fontRef idx="minor">
+                          <a:schemeClr val="lt1"/>
+                        </a:fontRef>
+                      </wps:style>
+                      <wps:bodyPr rot="0" spcFirstLastPara="0" vertOverflow="overflow" horzOverflow="overflow" vert="horz" wrap="square" lIns="91440" tIns="45720" rIns="91440" bIns="45720" numCol="1" spcCol="0" rtlCol="0" fromWordArt="0" anchor="ctr" anchorCtr="0" forceAA="0" compatLnSpc="1">
+                        <a:prstTxWarp prst="textNoShape">
+                          <a:avLst/>
+                        </a:prstTxWarp>
+                        <a:noAutofit/>
+                      </wps:bodyPr>
+                    </wps:wsp>
+                  </a:graphicData>
+                </a:graphic>
+                <wp14:sizeRelH relativeFrom="margin">
+                  <wp14:pctWidth>0</wp14:pctWidth>
+                </wp14:sizeRelH>
+              </wp:anchor>
+            </w:drawing>
+          </mc:Choice>
+          <mc:Fallback>
+            <w:pict>
+              <v:rect w14:anchorId="07C148CE" id="Прямоугольник 15" o:spid="_x0000_s1026" style="position:absolute;margin-left:234.65pt;margin-top:-48.8pt;width:285.85pt;height:456.7pt;z-index:251661312;visibility:visible;mso-wrap-style:square;mso-width-percent:0;mso-wrap-distance-left:9pt;mso-wrap-distance-top:0;mso-wrap-distance-right:9pt;mso-wrap-distance-bottom:0;mso-position-horizontal:right;mso-position-horizontal-relative:page;mso-position-vertical:absolute;mso-position-vertical-relative:text;mso-width-percent:0;mso-width-relative:margin;v-text-anchor:middle" o:gfxdata="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" fillcolor="#375623 [1609]" strokecolor="#1f4d78 [1604]" strokeweight="1pt">
+                <w10:wrap anchorx="page"/>
+              </v:rect>
+            </w:pict>
+          </mc:Fallback>
+        </mc:AlternateContent>
+      </w:r>
+      <w:r>
+        <w:rPr>
+          <w:noProof/>
+          <w:lang w:eastAsia="ru-RU"/>
+        </w:rPr>
+        <w:drawing>
+          <wp:anchor distT="0" distB="0" distL="114300" distR="114300" simplePos="0" relativeHeight="251658240" behindDoc="0" locked="0" layoutInCell="1" allowOverlap="1">
+            <wp:simplePos x="0" y="0"/>
+            <wp:positionH relativeFrom="column">
+              <wp:posOffset>3398870</wp:posOffset>
+            </wp:positionH>
+            <wp:positionV relativeFrom="paragraph">
+              <wp:posOffset>-741699</wp:posOffset>
+            </wp:positionV>
+            <wp:extent cx="3643336" cy="2427373"/>
+            <wp:effectExtent l="0" t="0" r="0" b="0"/>
+            <wp:wrapNone/>
+            <wp:docPr id="8" name="Рисунок 8"/>
+            <wp:cNvGraphicFramePr>
+              <a:graphicFrameLocks xmlns:a="http://schemas.openxmlformats.org/drawingml/2006/main" noChangeAspect="1"/>
+            </wp:cNvGraphicFramePr>
+            <a:graphic xmlns:a="http://schemas.openxmlformats.org/drawingml/2006/main">
+              <a:graphicData uri="http://schemas.openxmlformats.org/drawingml/2006/picture">
+                <pic:pic xmlns:pic="http://schemas.openxmlformats.org/drawingml/2006/picture">
+                  <pic:nvPicPr>
+                    <pic:cNvPr id="8" name="IMG_02022020_114538_800_x_533_pixel.jpg"/>
+                    <pic:cNvPicPr/>
+                  </pic:nvPicPr>
+                  <pic:blipFill>
+                    <a:blip r:embed="rId8">
+                      <a:extLst>
+                        <a:ext uri="{28A0092B-C50C-407E-A947-70E740481C1C}">
+                          <a14:useLocalDpi xmlns:a14="http://schemas.microsoft.com/office/drawing/2010/main" val="0"/>
+                        </a:ext>
+                      </a:extLst>
+                    </a:blip>
+                    <a:stretch>
+                      <a:fillRect/>
+                    </a:stretch>
+                  </pic:blipFill>
+                  <pic:spPr>
+                    <a:xfrm>
+                      <a:off x="0" y="0"/>
+                      <a:ext cx="3643336" cy="2427373"/>
+                    </a:xfrm>
+                    <a:prstGeom prst="rect">
+                      <a:avLst/>
+                    </a:prstGeom>
+                  </pic:spPr>
+                </pic:pic>
+              </a:graphicData>
+            </a:graphic>
+            <wp14:sizeRelH relativeFrom="page">
+              <wp14:pctWidth>0</wp14:pctWidth>
+            </wp14:sizeRelH>
+            <wp14:sizeRelV relativeFrom="page">
+              <wp14:pctHeight>0</wp14:pctHeight>
+            </wp14:sizeRelV>
+          </wp:anchor>
+        </w:drawing>
+      </w:r>
+      <w:r>
+        <w:rPr>
+          <w:noProof/>
+          <w:lang w:eastAsia="ru-RU"/>
+        </w:rPr>
+        <mc:AlternateContent>
+          <mc:Choice Requires="wps">
+            <w:drawing>
+              <wp:anchor distT="0" distB="0" distL="114300" distR="114300" simplePos="0" relativeHeight="251657216" behindDoc="0" locked="0" layoutInCell="1" allowOverlap="1">
+                <wp:simplePos x="0" y="0"/>
+                <wp:positionH relativeFrom="margin">
+                  <wp:posOffset>3343701</wp:posOffset>
+                </wp:positionH>
+                <wp:positionV relativeFrom="paragraph">
+                  <wp:posOffset>-634043</wp:posOffset>
+                </wp:positionV>
+                <wp:extent cx="3697577" cy="5791636"/>
+                <wp:effectExtent l="0" t="0" r="17780" b="19050"/>
+                <wp:wrapNone/>
+                <wp:docPr id="12" name="Прямоугольник 12"/>
+                <wp:cNvGraphicFramePr/>
+                <a:graphic xmlns:a="http://schemas.openxmlformats.org/drawingml/2006/main">
+                  <a:graphicData uri="http://schemas.microsoft.com/office/word/2010/wordprocessingShape">
+                    <wps:wsp>
+                      <wps:cNvSpPr/>
+                      <wps:spPr>
+                        <a:xfrm>
+                          <a:off x="0" y="0"/>
+                          <a:ext cx="3697577" cy="5791636"/>
+                        </a:xfrm>
+                        <a:prstGeom prst="rect">
+                          <a:avLst/>
+                        </a:prstGeom>
+                        <a:solidFill>
+                          <a:schemeClr val="bg2">
+                            <a:lumMod val="25000"/>
+                            <a:alpha val="86000"/>
+                          </a:schemeClr>
+                        </a:solidFill>
+                        <a:effectLst>
+                          <a:glow>
+                            <a:schemeClr val="tx2">
+                              <a:lumMod val="60000"/>
+                              <a:lumOff val="40000"/>
+                            </a:schemeClr>
+                          </a:glow>
+                        </a:effectLst>
+                      </wps:spPr>
+                      <wps:style>
+                        <a:lnRef idx="2">
+                          <a:schemeClr val="accent1">
+                            <a:shade val="50000"/>
+                          </a:schemeClr>
+                        </a:lnRef>
+                        <a:fillRef idx="1">
+                          <a:schemeClr val="accent1"/>
+                        </a:fillRef>
+                        <a:effectRef idx="0">
+                          <a:schemeClr val="accent1"/>
+                        </a:effectRef>
+                        <a:fontRef idx="minor">
+                          <a:schemeClr val="lt1"/>
+                        </a:fontRef>
+                      </wps:style>
+                      <wps:bodyPr rot="0" spcFirstLastPara="0" vertOverflow="overflow" horzOverflow="overflow" vert="horz" wrap="square" lIns="91440" tIns="45720" rIns="91440" bIns="45720" numCol="1" spcCol="0" rtlCol="0" fromWordArt="0" anchor="ctr" anchorCtr="0" forceAA="0" compatLnSpc="1">
+                        <a:prstTxWarp prst="textNoShape">
+                          <a:avLst/>
+                        </a:prstTxWarp>
+                        <a:noAutofit/>
+                      </wps:bodyPr>
+                    </wps:wsp>
+                  </a:graphicData>
+                </a:graphic>
+                <wp14:sizeRelH relativeFrom="margin">
+                  <wp14:pctWidth>0</wp14:pctWidth>
+                </wp14:sizeRelH>
+              </wp:anchor>
+            </w:drawing>
+          </mc:Choice>
+          <mc:Fallback>
+            <w:pict>
+              <v:rect w14:anchorId="45500331" id="Прямоугольник 12" o:spid="_x0000_s1026" style="position:absolute;margin-left:263.3pt;margin-top:-49.9pt;width:291.15pt;height:456.05pt;z-index:251670528;visibility:visible;mso-wrap-style:square;mso-width-percent:0;mso-wrap-distance-left:9pt;mso-wrap-distance-top:0;mso-wrap-distance-right:9pt;mso-wrap-distance-bottom:0;mso-position-horizontal:absolute;mso-position-horizontal-relative:margin;mso-position-vertical:absolute;mso-position-vertical-relative:text;mso-width-percent:0;mso-width-relative:margin;v-text-anchor:middle" o:gfxdata="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" fillcolor="#393737 [814]" strokecolor="#1f4d78 [1604]" strokeweight="1pt">
+                <v:fill opacity="56283f"/>
+                <w10:wrap anchorx="margin"/>
+              </v:rect>
+            </w:pict>
+          </mc:Fallback>
+        </mc:AlternateContent>
+      </w:r>
+      <w:r>
+        <w:rPr>
+          <w:noProof/>
+          <w:lang w:eastAsia="ru-RU"/>
+        </w:rPr>
+        <mc:AlternateContent>
+          <mc:Choice Requires="wps">
+            <w:drawing>
+              <wp:anchor distT="0" distB="0" distL="114300" distR="114300" simplePos="0" relativeHeight="251655168" behindDoc="0" locked="0" layoutInCell="1" allowOverlap="1">
+                <wp:simplePos x="0" y="0"/>
+                <wp:positionH relativeFrom="column">
+                  <wp:posOffset>150125</wp:posOffset>
+                </wp:positionH>
+                <wp:positionV relativeFrom="paragraph">
+                  <wp:posOffset>-470270</wp:posOffset>
+                </wp:positionV>
+                <wp:extent cx="3015900" cy="3534771"/>
+                <wp:effectExtent l="0" t="0" r="0" b="0"/>
+                <wp:wrapNone/>
+                <wp:docPr id="11" name="Надпись 11"/>
+                <wp:cNvGraphicFramePr/>
+                <a:graphic xmlns:a="http://schemas.openxmlformats.org/drawingml/2006/main">
+                  <a:graphicData uri="http://schemas.microsoft.com/office/word/2010/wordprocessingShape">
+                    <wps:wsp>
+                      <wps:cNvSpPr txBox="1"/>
+                      <wps:spPr>
+                        <a:xfrm>
+                          <a:off x="0" y="0"/>
+                          <a:ext cx="3015900" cy="3534771"/>
+                        </a:xfrm>
+                        <a:prstGeom prst="rect">
+                          <a:avLst/>
+                        </a:prstGeom>
+                        <a:noFill/>
+                        <a:ln w="6350">
+                          <a:noFill/>
+                        </a:ln>
+                        <a:effectLst/>
+                      </wps:spPr>
+                      <wps:style>
+                        <a:lnRef idx="0">
+                          <a:schemeClr val="accent1"/>
+                        </a:lnRef>
+                        <a:fillRef idx="0">
+                          <a:schemeClr val="accent1"/>
+                        </a:fillRef>
+                        <a:effectRef idx="0">
+                          <a:schemeClr val="accent1"/>
+                        </a:effectRef>
+                        <a:fontRef idx="minor">
+                          <a:schemeClr val="dk1"/>
+                        </a:fontRef>
+                      </wps:style>
+                      <wps:txbx>
+                        <w:txbxContent>
+                          <w:p>
+                            <w:pPr>
+                              <w:rPr>
+                                <w:rFonts w:ascii="Bahnschrift Condensed" w:hAnsi="Bahnschrift Condensed"/>
+                                <w:sz w:val="44"/>
+                                <w:szCs w:val="44"/>
+                              </w:rPr>
+                            </w:pPr>
+                            <w:r>
+                              <w:rPr>
+                                <w:rFonts w:ascii="Bahnschrift Condensed" w:hAnsi="Bahnschrift Condensed"/>
+                                <w:sz w:val="44"/>
+                                <w:szCs w:val="44"/>
+                              </w:rPr>
+                              <w:t>2026</w:t>
+                            </w:r>
+                            <w:r>
+                              <w:rPr>
+                                <w:rFonts w:ascii="Bahnschrift Condensed" w:hAnsi="Bahnschrift Condensed"/>
+                                <w:sz w:val="44"/>
+                                <w:szCs w:val="44"/>
+                              </w:rPr>
+                              <w:t xml:space="preserve"> год</w:t>
+                            </w:r>
+                            <w:r>
+                              <w:rPr>
+                                <w:rFonts w:ascii="Bahnschrift Condensed" w:hAnsi="Bahnschrift Condensed"/>
+                                <w:sz w:val="44"/>
+                                <w:szCs w:val="44"/>
+                              </w:rPr>
+                              <w:t xml:space="preserve"> </w:t>
+                            </w:r>
+                            <w:r>
+                              <w:rPr>
+                                <w:rFonts w:ascii="Bahnschrift Condensed" w:hAnsi="Bahnschrift Condensed"/>
+                                <w:sz w:val="44"/>
+                                <w:szCs w:val="44"/>
+                              </w:rPr>
+                              <w:t xml:space="preserve">- </w:t>
+                            </w:r>
+                            <w:r>
+                              <w:rPr>
+                                <w:rFonts w:ascii="Bahnschrift Condensed" w:hAnsi="Bahnschrift Condensed"/>
+                                <w:sz w:val="44"/>
+                                <w:szCs w:val="44"/>
+                              </w:rPr>
+                              <w:t xml:space="preserve">очередной чемпионат по ралли категории </w:t>
+                            </w:r>
+                            <w:r>
+                              <w:rPr>
+                                <w:rFonts w:ascii="Bahnschrift Condensed" w:hAnsi="Bahnschrift Condensed"/>
+                                <w:sz w:val="44"/>
+                                <w:szCs w:val="44"/>
+                                <w:lang w:val="en-US"/>
+                              </w:rPr>
+                              <w:t>WR</w:t>
+                            </w:r>
+                            <w:r>
+                              <w:rPr>
+                                <w:rFonts w:ascii="Bahnschrift Condensed" w:hAnsi="Bahnschrift Condensed"/>
+                                <w:sz w:val="44"/>
+                                <w:szCs w:val="44"/>
+                              </w:rPr>
+                              <w:t>С</w:t>
+                            </w:r>
+                            <w:r>
+                              <w:rPr>
+                                <w:rFonts w:ascii="Bahnschrift Condensed" w:hAnsi="Bahnschrift Condensed"/>
+                                <w:sz w:val="44"/>
+                                <w:szCs w:val="44"/>
+                              </w:rPr>
+                              <w:t xml:space="preserve">. </w:t>
+                            </w:r>
+                          </w:p>
+                          <w:p>
+                            <w:pPr>
+                              <w:rPr>
+                                <w:rFonts w:ascii="Bahnschrift Condensed" w:hAnsi="Bahnschrift Condensed"/>
+                                <w:sz w:val="44"/>
+                                <w:szCs w:val="44"/>
+                              </w:rPr>
+                            </w:pPr>
+                            <w:r>
+                              <w:rPr>
+                                <w:rFonts w:ascii="Bahnschrift Condensed" w:hAnsi="Bahnschrift Condensed"/>
+                                <w:sz w:val="44"/>
+                                <w:szCs w:val="44"/>
+                              </w:rPr>
+                              <w:t>Первый этап пройдет в Швеции на зимних участках трассы где нужно хорошие качества</w:t>
+                            </w:r>
+                            <w:r>
+                              <w:rPr>
+                                <w:rFonts w:ascii="Bahnschrift Condensed" w:hAnsi="Bahnschrift Condensed"/>
+                                <w:sz w:val="44"/>
+                                <w:szCs w:val="44"/>
+                              </w:rPr>
+                              <w:t>,</w:t>
+                            </w:r>
+                            <w:r>
+                              <w:rPr>
+                                <w:rFonts w:ascii="Bahnschrift Condensed" w:hAnsi="Bahnschrift Condensed"/>
+                                <w:sz w:val="44"/>
+                                <w:szCs w:val="44"/>
+                              </w:rPr>
+                              <w:t xml:space="preserve"> такие как: отличное чувство машины</w:t>
+                            </w:r>
+                            <w:r>
+                              <w:rPr>
+                                <w:rFonts w:ascii="Bahnschrift Condensed" w:hAnsi="Bahnschrift Condensed"/>
+                                <w:sz w:val="44"/>
+                                <w:szCs w:val="44"/>
+                              </w:rPr>
+                              <w:t>, хорошая реакция</w:t>
+                            </w:r>
+                            <w:r>
+                              <w:rPr>
+                                <w:rFonts w:ascii="Bahnschrift Condensed" w:hAnsi="Bahnschrift Condensed"/>
+                                <w:sz w:val="44"/>
+                                <w:szCs w:val="44"/>
+                              </w:rPr>
+                              <w:t xml:space="preserve"> пилота</w:t>
+                            </w:r>
+                            <w:r>
+                              <w:rPr>
+                                <w:rFonts w:ascii="Bahnschrift Condensed" w:hAnsi="Bahnschrift Condensed"/>
+                                <w:sz w:val="44"/>
+                                <w:szCs w:val="44"/>
+                              </w:rPr>
+                              <w:t>.</w:t>
+                            </w:r>
+                          </w:p>
+                        </w:txbxContent>
+                      </wps:txbx>
+                      <wps:bodyPr rot="0" spcFirstLastPara="0" vertOverflow="overflow" horzOverflow="overflow" vert="horz" wrap="square" lIns="91440" tIns="45720" rIns="91440" bIns="45720" numCol="1" spcCol="0" rtlCol="0" fromWordArt="0" anchor="t" anchorCtr="0" forceAA="0" compatLnSpc="1">
+                        <a:prstTxWarp prst="textNoShape">
+                          <a:avLst/>
+                        </a:prstTxWarp>
+                        <a:noAutofit/>
+                      </wps:bodyPr>
+                    </wps:wsp>
+                  </a:graphicData>
+                </a:graphic>
+                <wp14:sizeRelH relativeFrom="margin">
+                  <wp14:pctWidth>0</wp14:pctWidth>
+                </wp14:sizeRelH>
+                <wp14:sizeRelV relativeFrom="margin">
+                  <wp14:pctHeight>0</wp14:pctHeight>
+                </wp14:sizeRelV>
+              </wp:anchor>
+            </w:drawing>
+          </mc:Choice>
+          <mc:Fallback>
+            <w:pict>
+              <v:shape id="Надпись 11" o:spid="_x0000_s1027" type="#_x0000_t202" style="position:absolute;margin-left:11.8pt;margin-top:-37.05pt;width:237.45pt;height:278.35pt;z-index:251655168;visibility:visible;mso-wrap-style:square;mso-width-percent:0;mso-height-percent:0;mso-wrap-distance-left:9pt;mso-wrap-distance-top:0;mso-wrap-distance-right:9pt;mso-wrap-distance-bottom:0;mso-position-horizontal:absolute;mso-position-horizontal-relative:text;mso-position-vertical:absolute;mso-position-vertical-relative:text;mso-width-percent:0;mso-height-percent:0;mso-width-relative:margin;mso-height-relative:margin;v-text-anchor:top" o:gfxdata="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" filled="f" stroked="f" strokeweight=".5pt">
+                <v:textbox>
+                  <w:txbxContent>
+                    <w:p>
+                      <w:pPr>
+                        <w:rPr>
+                          <w:rFonts w:ascii="Bahnschrift Condensed" w:hAnsi="Bahnschrift Condensed"/>
+                          <w:sz w:val="44"/>
+                          <w:szCs w:val="44"/>
+                        </w:rPr>
+                      </w:pPr>
+                      <w:r>
+                        <w:rPr>
+                          <w:rFonts w:ascii="Bahnschrift Condensed" w:hAnsi="Bahnschrift Condensed"/>
+                          <w:sz w:val="44"/>
+                          <w:szCs w:val="44"/>
+                        </w:rPr>
+                        <w:t>2026</w:t>
+                      </w:r>
+                      <w:r>
+                        <w:rPr>
+                          <w:rFonts w:ascii="Bahnschrift Condensed" w:hAnsi="Bahnschrift Condensed"/>
+                          <w:sz w:val="44"/>
+                          <w:szCs w:val="44"/>
+                        </w:rPr>
+                        <w:t xml:space="preserve"> год</w:t>
+                      </w:r>
+                      <w:r>
+                        <w:rPr>
+                          <w:rFonts w:ascii="Bahnschrift Condensed" w:hAnsi="Bahnschrift Condensed"/>
+                          <w:sz w:val="44"/>
+                          <w:szCs w:val="44"/>
+                        </w:rPr>
+                        <w:t xml:space="preserve"> </w:t>
+                      </w:r>
+                      <w:r>
+                        <w:rPr>
+                          <w:rFonts w:ascii="Bahnschrift Condensed" w:hAnsi="Bahnschrift Condensed"/>
+                          <w:sz w:val="44"/>
+                          <w:szCs w:val="44"/>
+                        </w:rPr>
+                        <w:t xml:space="preserve">- </w:t>
+                      </w:r>
+                      <w:r>
+                        <w:rPr>
+                          <w:rFonts w:ascii="Bahnschrift Condensed" w:hAnsi="Bahnschrift Condensed"/>
+                          <w:sz w:val="44"/>
+                          <w:szCs w:val="44"/>
+                        </w:rPr>
+                        <w:t xml:space="preserve">очередной чемпионат по ралли категории </w:t>
+                      </w:r>
+                      <w:r>
+                        <w:rPr>
+                          <w:rFonts w:ascii="Bahnschrift Condensed" w:hAnsi="Bahnschrift Condensed"/>
+                          <w:sz w:val="44"/>
+                          <w:szCs w:val="44"/>
+                          <w:lang w:val="en-US"/>
+                        </w:rPr>
+                        <w:t>WR</w:t>
+                      </w:r>
+                      <w:r>
+                        <w:rPr>
+                          <w:rFonts w:ascii="Bahnschrift Condensed" w:hAnsi="Bahnschrift Condensed"/>
+                          <w:sz w:val="44"/>
+                          <w:szCs w:val="44"/>
+                        </w:rPr>
+                        <w:t>С</w:t>
+                      </w:r>
+                      <w:r>
+                        <w:rPr>
+                          <w:rFonts w:ascii="Bahnschrift Condensed" w:hAnsi="Bahnschrift Condensed"/>
+                          <w:sz w:val="44"/>
+                          <w:szCs w:val="44"/>
+                        </w:rPr>
+                        <w:t xml:space="preserve">. </w:t>
+                      </w:r>
+                    </w:p>
+                    <w:p>
+                      <w:pPr>
+                        <w:rPr>
+                          <w:rFonts w:ascii="Bahnschrift Condensed" w:hAnsi="Bahnschrift Condensed"/>
+                          <w:sz w:val="44"/>
+                          <w:szCs w:val="44"/>
+                        </w:rPr>
+                      </w:pPr>
+                      <w:r>
+                        <w:rPr>
+                          <w:rFonts w:ascii="Bahnschrift Condensed" w:hAnsi="Bahnschrift Condensed"/>
+                          <w:sz w:val="44"/>
+                          <w:szCs w:val="44"/>
+                        </w:rPr>
+                        <w:t>Первый этап пройдет в Швеции на зимних участках трассы где нужно хорошие качества</w:t>
+                      </w:r>
+                      <w:r>
+                        <w:rPr>
+                          <w:rFonts w:ascii="Bahnschrift Condensed" w:hAnsi="Bahnschrift Condensed"/>
+                          <w:sz w:val="44"/>
+                          <w:szCs w:val="44"/>
+                        </w:rPr>
+                        <w:t>,</w:t>
+                      </w:r>
+                      <w:r>
+                        <w:rPr>
+                          <w:rFonts w:ascii="Bahnschrift Condensed" w:hAnsi="Bahnschrift Condensed"/>
+                          <w:sz w:val="44"/>
+                          <w:szCs w:val="44"/>
+                        </w:rPr>
+                        <w:t xml:space="preserve"> такие как: отличное чувство машины</w:t>
+                      </w:r>
+                      <w:r>
+                        <w:rPr>
+                          <w:rFonts w:ascii="Bahnschrift Condensed" w:hAnsi="Bahnschrift Condensed"/>
+                          <w:sz w:val="44"/>
+                          <w:szCs w:val="44"/>
+                        </w:rPr>
+                        <w:t>, хорошая реакция</w:t>
+                      </w:r>
+                      <w:r>
+                        <w:rPr>
+                          <w:rFonts w:ascii="Bahnschrift Condensed" w:hAnsi="Bahnschrift Condensed"/>
+                          <w:sz w:val="44"/>
+                          <w:szCs w:val="44"/>
+                        </w:rPr>
+                        <w:t xml:space="preserve"> пилота</w:t>
+                      </w:r>
+                      <w:r>
+                        <w:rPr>
+                          <w:rFonts w:ascii="Bahnschrift Condensed" w:hAnsi="Bahnschrift Condensed"/>
+                          <w:sz w:val="44"/>
+                          <w:szCs w:val="44"/>
+                        </w:rPr>
+                        <w:t>.</w:t>
+                      </w:r>
+                    </w:p>
+                  </w:txbxContent>
+                </v:textbox>
+              </v:shape>
+            </w:pict>
+          </mc:Fallback>
+        </mc:AlternateContent>
+      </w:r>
+      <w:r>
+        <w:rPr>
+          <w:noProof/>
+          <w:lang w:eastAsia="ru-RU"/>
+        </w:rPr>
+        <mc:AlternateContent>
+          <mc:Choice Requires="wps">
+            <w:drawing>
+              <wp:anchor distT="0" distB="0" distL="114300" distR="114300" simplePos="0" relativeHeight="251652096" behindDoc="0" locked="0" layoutInCell="1" allowOverlap="1">
+                <wp:simplePos x="0" y="0"/>
+                <wp:positionH relativeFrom="column">
+                  <wp:posOffset>3343701</wp:posOffset>
+                </wp:positionH>
+                <wp:positionV relativeFrom="paragraph">
+                  <wp:posOffset>-920647</wp:posOffset>
+                </wp:positionV>
+                <wp:extent cx="54592" cy="6127845"/>
+                <wp:effectExtent l="0" t="0" r="22225" b="25400"/>
+                <wp:wrapNone/>
+                <wp:docPr id="6" name="Прямая соединительная линия 6"/>
+                <wp:cNvGraphicFramePr/>
+                <a:graphic xmlns:a="http://schemas.openxmlformats.org/drawingml/2006/main">
+                  <a:graphicData uri="http://schemas.microsoft.com/office/word/2010/wordprocessingShape">
+                    <wps:wsp>
+                      <wps:cNvCnPr/>
+                      <wps:spPr>
+                        <a:xfrm>
+                          <a:off x="0" y="0"/>
+                          <a:ext cx="54592" cy="6127845"/>
+                        </a:xfrm>
+                        <a:prstGeom prst="line">
+                          <a:avLst/>
+                        </a:prstGeom>
+                      </wps:spPr>
+                      <wps:style>
+                        <a:lnRef idx="1">
+                          <a:schemeClr val="dk1"/>
+                        </a:lnRef>
+                        <a:fillRef idx="0">
+                          <a:schemeClr val="dk1"/>
+                        </a:fillRef>
+                        <a:effectRef idx="0">
+                          <a:schemeClr val="dk1"/>
+                        </a:effectRef>
+                        <a:fontRef idx="minor">
+                          <a:schemeClr val="tx1"/>
+                        </a:fontRef>
+                      </wps:style>
+                      <wps:bodyPr/>
+                    </wps:wsp>
+                  </a:graphicData>
+                </a:graphic>
+                <wp14:sizeRelH relativeFrom="margin">
+                  <wp14:pctWidth>0</wp14:pctWidth>
+                </wp14:sizeRelH>
+                <wp14:sizeRelV relativeFrom="margin">
+                  <wp14:pctHeight>0</wp14:pctHeight>
+                </wp14:sizeRelV>
+              </wp:anchor>
+            </w:drawing>
+          </mc:Choice>
+          <mc:Fallback>
+            <w:pict>
+              <v:line w14:anchorId="0372A833" id="Прямая соединительная линия 6" o:spid="_x0000_s1026" style="position:absolute;z-index:251652096;visibility:visible;mso-wrap-style:square;mso-width-percent:0;mso-height-percent:0;mso-wrap-distance-left:9pt;mso-wrap-distance-top:0;mso-wrap-distance-right:9pt;mso-wrap-distance-bottom:0;mso-position-horizontal:absolute;mso-position-horizontal-relative:text;mso-position-vertical:absolute;mso-position-vertical-relative:text;mso-width-percent:0;mso-height-percent:0;mso-width-relative:margin;mso-height-relative:margin" from="263.3pt,-72.5pt" to="267.6pt,410pt" o:gfxdata="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" strokecolor="black [3200]" strokeweight=".5pt">
+                <v:stroke joinstyle="miter"/>
+              </v:line>
+            </w:pict>
+          </mc:Fallback>
+        </mc:AlternateContent>
+      </w:r>
+      <w:r>
+        <w:rPr>
+          <w:noProof/>
+        </w:rPr>
+        <w:pict>
+          <v:shapetype id="_x0000_t75" coordsize="21600,21600" o:spt="75" o:preferrelative="t" path="m@4@5l@4@11@9@11@9@5xe" filled="f" stroked="f">
+            <v:stroke joinstyle="miter"/>
+            <v:formulas>
+              <v:f eqn="if lineDrawn pixelLineWidth 0"/>
+              <v:f eqn="sum @0 1 0"/>
+              <v:f eqn="sum 0 0 @1"/>
+              <v:f eqn="prod @2 1 2"/>
+              <v:f eqn="prod @3 21600 pixelWidth"/>
+              <v:f eqn="prod @3 21600 pixelHeight"/>
+              <v:f eqn="sum @0 0 1"/>
+              <v:f eqn="prod @6 1 2"/>
+              <v:f eqn="prod @7 21600 pixelWidth"/>
+              <v:f eqn="sum @8 21600 0"/>
+              <v:f eqn="prod @7 21600 pixelHeight"/>
+              <v:f eqn="sum @10 21600 0"/>
+            </v:formulas>
+            <v:path o:extrusionok="f" gradientshapeok="t" o:connecttype="rect"/>
+            <o:lock v:ext="edit" aspectratio="t"/>
+          </v:shapetype>
+          <v:shape id="_x0000_s1026" type="#_x0000_t75" style="position:absolute;margin-left:-94.85pt;margin-top:-76.4pt;width:961.6pt;height:484.25pt;z-index:-251652096;mso-position-horizontal-relative:text;mso-position-vertical-relative:text;mso-width-relative:page;mso-height-relative:page">
+            <v:imagedata r:id="rId9" o:title="Снимок экрана (122)"/>
+          </v:shape>
+        </w:pict>
+      </w:r>
+      <w:r>
+        <w:rPr>
+          <w:noProof/>
+          <w:lang w:eastAsia="ru-RU"/>
+        </w:rPr>
+        <mc:AlternateContent>
+          <mc:Choice Requires="wps">
+            <w:drawing>
+              <wp:anchor distT="0" distB="0" distL="114300" distR="114300" simplePos="0" relativeHeight="251653120" behindDoc="0" locked="0" layoutInCell="1" allowOverlap="1" wp14:anchorId="763EB84E" wp14:editId="5F31750E">
+                <wp:simplePos x="0" y="0"/>
+                <wp:positionH relativeFrom="column">
+                  <wp:posOffset>6988507</wp:posOffset>
+                </wp:positionH>
+                <wp:positionV relativeFrom="paragraph">
+                  <wp:posOffset>-2140879</wp:posOffset>
+                </wp:positionV>
+                <wp:extent cx="54591" cy="7327919"/>
+                <wp:effectExtent l="0" t="0" r="22225" b="25400"/>
+                <wp:wrapNone/>
+                <wp:docPr id="7" name="Прямая соединительная линия 7"/>
+                <wp:cNvGraphicFramePr/>
+                <a:graphic xmlns:a="http://schemas.openxmlformats.org/drawingml/2006/main">
+                  <a:graphicData uri="http://schemas.microsoft.com/office/word/2010/wordprocessingShape">
+                    <wps:wsp>
+                      <wps:cNvCnPr/>
+                      <wps:spPr>
+                        <a:xfrm>
+                          <a:off x="0" y="0"/>
+                          <a:ext cx="54591" cy="7327919"/>
+                        </a:xfrm>
+                        <a:prstGeom prst="line">
+                          <a:avLst/>
+                        </a:prstGeom>
+                      </wps:spPr>
+                      <wps:style>
+                        <a:lnRef idx="1">
+                          <a:schemeClr val="dk1"/>
+                        </a:lnRef>
+                        <a:fillRef idx="0">
+                          <a:schemeClr val="dk1"/>
+                        </a:fillRef>
+                        <a:effectRef idx="0">
+                          <a:schemeClr val="dk1"/>
+                        </a:effectRef>
+                        <a:fontRef idx="minor">
+                          <a:schemeClr val="tx1"/>
+                        </a:fontRef>
+                      </wps:style>
+                      <wps:bodyPr/>
+                    </wps:wsp>
+                  </a:graphicData>
+                </a:graphic>
+                <wp14:sizeRelH relativeFrom="margin">
+                  <wp14:pctWidth>0</wp14:pctWidth>
+                </wp14:sizeRelH>
+                <wp14:sizeRelV relativeFrom="margin">
+                  <wp14:pctHeight>0</wp14:pctHeight>
+                </wp14:sizeRelV>
+              </wp:anchor>
+            </w:drawing>
+          </mc:Choice>
+          <mc:Fallback>
+            <w:pict>
+              <v:line w14:anchorId="4885C0E5" id="Прямая соединительная линия 7" o:spid="_x0000_s1026" style="position:absolute;z-index:251664384;visibility:visible;mso-wrap-style:square;mso-width-percent:0;mso-height-percent:0;mso-wrap-distance-left:9pt;mso-wrap-distance-top:0;mso-wrap-distance-right:9pt;mso-wrap-distance-bottom:0;mso-position-horizontal:absolute;mso-position-horizontal-relative:text;mso-position-vertical:absolute;mso-position-vertical-relative:text;mso-width-percent:0;mso-height-percent:0;mso-width-relative:margin;mso-height-relative:margin" from="550.3pt,-168.55pt" to="554.6pt,408.45pt" o:gfxdata="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" strokecolor="black [3200]" strokeweight=".5pt">
+                <v:stroke joinstyle="miter"/>
+              </v:line>
+            </w:pict>
+          </mc:Fallback>
+        </mc:AlternateContent>
+      </w:r>
+    </w:p>
     <w:p>
       <w:pPr>
         <w:rPr>
           <w:lang w:val="en-US"/>
         </w:rPr>
       </w:pPr>
-      <w:bookmarkStart w:id="0" w:name="_GoBack"/>
-      <w:bookmarkEnd w:id="0"/>
+      <w:r>
+        <w:rPr>
+          <w:noProof/>
+          <w:lang w:eastAsia="ru-RU"/>
+        </w:rPr>
+        <w:drawing>
+          <wp:anchor distT="0" distB="0" distL="114300" distR="114300" simplePos="0" relativeHeight="251686912" behindDoc="0" locked="0" layoutInCell="1" allowOverlap="1" wp14:anchorId="4489F6E6" wp14:editId="7BD1A4C0">
+            <wp:simplePos x="0" y="0"/>
+            <wp:positionH relativeFrom="page">
+              <wp:posOffset>7034530</wp:posOffset>
+            </wp:positionH>
+            <wp:positionV relativeFrom="paragraph">
+              <wp:posOffset>2444115</wp:posOffset>
+            </wp:positionV>
+            <wp:extent cx="3648705" cy="2432470"/>
+            <wp:effectExtent l="0" t="0" r="9525" b="6350"/>
+            <wp:wrapNone/>
+            <wp:docPr id="17" name="Рисунок 17"/>
+            <wp:cNvGraphicFramePr>
+              <a:graphicFrameLocks xmlns:a="http://schemas.openxmlformats.org/drawingml/2006/main" noChangeAspect="1"/>
+            </wp:cNvGraphicFramePr>
+            <a:graphic xmlns:a="http://schemas.openxmlformats.org/drawingml/2006/main">
+              <a:graphicData uri="http://schemas.openxmlformats.org/drawingml/2006/picture">
+                <pic:pic xmlns:pic="http://schemas.openxmlformats.org/drawingml/2006/picture">
+                  <pic:nvPicPr>
+                    <pic:cNvPr id="17" name="thumb-day3-10.jpg"/>
+                    <pic:cNvPicPr/>
+                  </pic:nvPicPr>
+                  <pic:blipFill>
+                    <a:blip r:embed="rId10">
+                      <a:extLst>
+                        <a:ext uri="{28A0092B-C50C-407E-A947-70E740481C1C}">
+                          <a14:useLocalDpi xmlns:a14="http://schemas.microsoft.com/office/drawing/2010/main" val="0"/>
+                        </a:ext>
+                      </a:extLst>
+                    </a:blip>
+                    <a:stretch>
+                      <a:fillRect/>
+                    </a:stretch>
+                  </pic:blipFill>
+                  <pic:spPr>
+                    <a:xfrm>
+                      <a:off x="0" y="0"/>
+                      <a:ext cx="3648705" cy="2432470"/>
+                    </a:xfrm>
+                    <a:prstGeom prst="rect">
+                      <a:avLst/>
+                    </a:prstGeom>
+                  </pic:spPr>
+                </pic:pic>
+              </a:graphicData>
+            </a:graphic>
+            <wp14:sizeRelH relativeFrom="page">
+              <wp14:pctWidth>0</wp14:pctWidth>
+            </wp14:sizeRelH>
+            <wp14:sizeRelV relativeFrom="page">
+              <wp14:pctHeight>0</wp14:pctHeight>
+            </wp14:sizeRelV>
+          </wp:anchor>
+        </w:drawing>
+      </w:r>
+      <w:r>
+        <w:rPr>
+          <w:noProof/>
+          <w:lang w:eastAsia="ru-RU"/>
+        </w:rPr>
+        <mc:AlternateContent>
+          <mc:Choice Requires="wps">
+            <w:drawing>
+              <wp:anchor distT="0" distB="0" distL="114300" distR="114300" simplePos="0" relativeHeight="251684864" behindDoc="0" locked="0" layoutInCell="1" allowOverlap="1" wp14:anchorId="47CA039F" wp14:editId="2BF9C281">
+                <wp:simplePos x="0" y="0"/>
+                <wp:positionH relativeFrom="column">
+                  <wp:posOffset>3581400</wp:posOffset>
+                </wp:positionH>
+                <wp:positionV relativeFrom="paragraph">
+                  <wp:posOffset>1397636</wp:posOffset>
+                </wp:positionV>
+                <wp:extent cx="3015900" cy="3345180"/>
+                <wp:effectExtent l="0" t="0" r="0" b="7620"/>
+                <wp:wrapNone/>
+                <wp:docPr id="24" name="Надпись 24"/>
+                <wp:cNvGraphicFramePr/>
+                <a:graphic xmlns:a="http://schemas.openxmlformats.org/drawingml/2006/main">
+                  <a:graphicData uri="http://schemas.microsoft.com/office/word/2010/wordprocessingShape">
+                    <wps:wsp>
+                      <wps:cNvSpPr txBox="1"/>
+                      <wps:spPr>
+                        <a:xfrm>
+                          <a:off x="0" y="0"/>
+                          <a:ext cx="3015900" cy="3345180"/>
+                        </a:xfrm>
+                        <a:prstGeom prst="rect">
+                          <a:avLst/>
+                        </a:prstGeom>
+                        <a:noFill/>
+                        <a:ln w="6350">
+                          <a:noFill/>
+                        </a:ln>
+                        <a:effectLst/>
+                      </wps:spPr>
+                      <wps:style>
+                        <a:lnRef idx="0">
+                          <a:schemeClr val="accent1"/>
+                        </a:lnRef>
+                        <a:fillRef idx="0">
+                          <a:schemeClr val="accent1"/>
+                        </a:fillRef>
+                        <a:effectRef idx="0">
+                          <a:schemeClr val="accent1"/>
+                        </a:effectRef>
+                        <a:fontRef idx="minor">
+                          <a:schemeClr val="dk1"/>
+                        </a:fontRef>
+                      </wps:style>
+                      <wps:txbx>
+                        <w:txbxContent>
+                          <w:p>
+                            <w:pPr>
+                              <w:rPr>
+                                <w:rFonts w:ascii="Bahnschrift Condensed" w:hAnsi="Bahnschrift Condensed"/>
+                                <w:color w:val="FFFFFF" w:themeColor="background1"/>
+                                <w:sz w:val="44"/>
+                                <w:szCs w:val="44"/>
+                              </w:rPr>
+                            </w:pPr>
+                            <w:r>
+                              <w:rPr>
+                                <w:rFonts w:ascii="Bahnschrift Condensed" w:hAnsi="Bahnschrift Condensed"/>
+                                <w:color w:val="FFFFFF" w:themeColor="background1"/>
+                                <w:sz w:val="44"/>
+                                <w:szCs w:val="44"/>
+                              </w:rPr>
+                              <w:t>Начало этапов</w:t>
+                            </w:r>
+                            <w:r>
+                              <w:rPr>
+                                <w:rFonts w:ascii="Bahnschrift Condensed" w:hAnsi="Bahnschrift Condensed"/>
+                                <w:color w:val="FFFFFF" w:themeColor="background1"/>
+                                <w:sz w:val="44"/>
+                                <w:szCs w:val="44"/>
+                              </w:rPr>
+                              <w:t xml:space="preserve"> 12 февраля. Первый </w:t>
+                            </w:r>
+                            <w:r>
+                              <w:rPr>
+                                <w:rFonts w:ascii="Bahnschrift Condensed" w:hAnsi="Bahnschrift Condensed"/>
+                                <w:color w:val="FFFFFF" w:themeColor="background1"/>
+                                <w:sz w:val="44"/>
+                                <w:szCs w:val="44"/>
+                              </w:rPr>
+                              <w:t>спецучасток</w:t>
+                            </w:r>
+                            <w:r>
+                              <w:rPr>
+                                <w:rFonts w:ascii="Bahnschrift Condensed" w:hAnsi="Bahnschrift Condensed"/>
+                                <w:color w:val="FFFFFF" w:themeColor="background1"/>
+                                <w:sz w:val="44"/>
+                                <w:szCs w:val="44"/>
+                              </w:rPr>
+                              <w:t xml:space="preserve"> пройдет утром в 10:01 утра на трассе длиной 3 км, а второй пройдёт уже ночью в 19:05 где трасса будет длиной 10 км, где поле зрения пилота будет ограниченно светом фар.</w:t>
+                            </w:r>
+                          </w:p>
+                          <w:p>
+                            <w:pPr>
+                              <w:rPr>
+                                <w:rFonts w:ascii="Bahnschrift Condensed" w:hAnsi="Bahnschrift Condensed"/>
+                                <w:sz w:val="44"/>
+                                <w:szCs w:val="44"/>
+                              </w:rPr>
+                            </w:pPr>
+                          </w:p>
+                        </w:txbxContent>
+                      </wps:txbx>
+                      <wps:bodyPr rot="0" spcFirstLastPara="0" vertOverflow="overflow" horzOverflow="overflow" vert="horz" wrap="square" lIns="91440" tIns="45720" rIns="91440" bIns="45720" numCol="1" spcCol="0" rtlCol="0" fromWordArt="0" anchor="t" anchorCtr="0" forceAA="0" compatLnSpc="1">
+                        <a:prstTxWarp prst="textNoShape">
+                          <a:avLst/>
+                        </a:prstTxWarp>
+                        <a:noAutofit/>
+                      </wps:bodyPr>
+                    </wps:wsp>
+                  </a:graphicData>
+                </a:graphic>
+                <wp14:sizeRelH relativeFrom="margin">
+                  <wp14:pctWidth>0</wp14:pctWidth>
+                </wp14:sizeRelH>
+                <wp14:sizeRelV relativeFrom="margin">
+                  <wp14:pctHeight>0</wp14:pctHeight>
+                </wp14:sizeRelV>
+              </wp:anchor>
+            </w:drawing>
+          </mc:Choice>
+          <mc:Fallback>
+            <w:pict>
+              <v:shape w14:anchorId="47CA039F" id="Надпись 24" o:spid="_x0000_s1028" type="#_x0000_t202" style="position:absolute;margin-left:282pt;margin-top:110.05pt;width:237.45pt;height:263.4pt;z-index:251684864;visibility:visible;mso-wrap-style:square;mso-width-percent:0;mso-height-percent:0;mso-wrap-distance-left:9pt;mso-wrap-distance-top:0;mso-wrap-distance-right:9pt;mso-wrap-distance-bottom:0;mso-position-horizontal:absolute;mso-position-horizontal-relative:text;mso-position-vertical:absolute;mso-position-vertical-relative:text;mso-width-percent:0;mso-height-percent:0;mso-width-relative:margin;mso-height-relative:margin;v-text-anchor:top" o:gfxdata="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" filled="f" stroked="f" strokeweight=".5pt">
+                <v:textbox>
+                  <w:txbxContent>
+                    <w:p>
+                      <w:pPr>
+                        <w:rPr>
+                          <w:rFonts w:ascii="Bahnschrift Condensed" w:hAnsi="Bahnschrift Condensed"/>
+                          <w:color w:val="FFFFFF" w:themeColor="background1"/>
+                          <w:sz w:val="44"/>
+                          <w:szCs w:val="44"/>
+                        </w:rPr>
+                      </w:pPr>
+                      <w:r>
+                        <w:rPr>
+                          <w:rFonts w:ascii="Bahnschrift Condensed" w:hAnsi="Bahnschrift Condensed"/>
+                          <w:color w:val="FFFFFF" w:themeColor="background1"/>
+                          <w:sz w:val="44"/>
+                          <w:szCs w:val="44"/>
+                        </w:rPr>
+                        <w:t>Начало этапов</w:t>
+                      </w:r>
+                      <w:r>
+                        <w:rPr>
+                          <w:rFonts w:ascii="Bahnschrift Condensed" w:hAnsi="Bahnschrift Condensed"/>
+                          <w:color w:val="FFFFFF" w:themeColor="background1"/>
+                          <w:sz w:val="44"/>
+                          <w:szCs w:val="44"/>
+                        </w:rPr>
+                        <w:t xml:space="preserve"> 12 февраля. Первый </w:t>
+                      </w:r>
+                      <w:r>
+                        <w:rPr>
+                          <w:rFonts w:ascii="Bahnschrift Condensed" w:hAnsi="Bahnschrift Condensed"/>
+                          <w:color w:val="FFFFFF" w:themeColor="background1"/>
+                          <w:sz w:val="44"/>
+                          <w:szCs w:val="44"/>
+                        </w:rPr>
+                        <w:t>спецучасток</w:t>
+                      </w:r>
+                      <w:r>
+                        <w:rPr>
+                          <w:rFonts w:ascii="Bahnschrift Condensed" w:hAnsi="Bahnschrift Condensed"/>
+                          <w:color w:val="FFFFFF" w:themeColor="background1"/>
+                          <w:sz w:val="44"/>
+                          <w:szCs w:val="44"/>
+                        </w:rPr>
+                        <w:t xml:space="preserve"> пройдет утром в 10:01 утра на трассе длиной 3 км, а второй пройдёт уже ночью в 19:05 где трасса будет длиной 10 км, где поле зрения пилота будет ограниченно светом фар.</w:t>
+                      </w:r>
+                    </w:p>
+                    <w:p>
+                      <w:pPr>
+                        <w:rPr>
+                          <w:rFonts w:ascii="Bahnschrift Condensed" w:hAnsi="Bahnschrift Condensed"/>
+                          <w:sz w:val="44"/>
+                          <w:szCs w:val="44"/>
+                        </w:rPr>
+                      </w:pPr>
+                    </w:p>
+                  </w:txbxContent>
+                </v:textbox>
+              </v:shape>
+            </w:pict>
+          </mc:Fallback>
+        </mc:AlternateContent>
+      </w:r>
+      <w:r>
+        <w:rPr>
+          <w:noProof/>
+          <w:lang w:eastAsia="ru-RU"/>
+        </w:rPr>
+        <w:drawing>
+          <wp:anchor distT="0" distB="0" distL="114300" distR="114300" simplePos="0" relativeHeight="251682816" behindDoc="0" locked="0" layoutInCell="1" allowOverlap="1">
+            <wp:simplePos x="0" y="0"/>
+            <wp:positionH relativeFrom="margin">
+              <wp:align>left</wp:align>
+            </wp:positionH>
+            <wp:positionV relativeFrom="paragraph">
+              <wp:posOffset>3366135</wp:posOffset>
+            </wp:positionV>
+            <wp:extent cx="3333750" cy="1523690"/>
+            <wp:effectExtent l="0" t="0" r="0" b="635"/>
+            <wp:wrapNone/>
+            <wp:docPr id="23" name="Рисунок 23"/>
+            <wp:cNvGraphicFramePr>
+              <a:graphicFrameLocks xmlns:a="http://schemas.openxmlformats.org/drawingml/2006/main" noChangeAspect="1"/>
+            </wp:cNvGraphicFramePr>
+            <a:graphic xmlns:a="http://schemas.openxmlformats.org/drawingml/2006/main">
+              <a:graphicData uri="http://schemas.openxmlformats.org/drawingml/2006/picture">
+                <pic:pic xmlns:pic="http://schemas.openxmlformats.org/drawingml/2006/picture">
+                  <pic:nvPicPr>
+                    <pic:cNvPr id="23" name="67ad05_ab52e55d43ff456da2e6ff584f6a9e7e~mv2.png"/>
+                    <pic:cNvPicPr/>
+                  </pic:nvPicPr>
+                  <pic:blipFill>
+                    <a:blip r:embed="rId11" cstate="print">
+                      <a:extLst>
+                        <a:ext uri="{28A0092B-C50C-407E-A947-70E740481C1C}">
+                          <a14:useLocalDpi xmlns:a14="http://schemas.microsoft.com/office/drawing/2010/main" val="0"/>
+                        </a:ext>
+                      </a:extLst>
+                    </a:blip>
+                    <a:stretch>
+                      <a:fillRect/>
+                    </a:stretch>
+                  </pic:blipFill>
+                  <pic:spPr>
+                    <a:xfrm>
+                      <a:off x="0" y="0"/>
+                      <a:ext cx="3333750" cy="1523690"/>
+                    </a:xfrm>
+                    <a:prstGeom prst="rect">
+                      <a:avLst/>
+                    </a:prstGeom>
+                  </pic:spPr>
+                </pic:pic>
+              </a:graphicData>
+            </a:graphic>
+            <wp14:sizeRelH relativeFrom="page">
+              <wp14:pctWidth>0</wp14:pctWidth>
+            </wp14:sizeRelH>
+            <wp14:sizeRelV relativeFrom="page">
+              <wp14:pctHeight>0</wp14:pctHeight>
+            </wp14:sizeRelV>
+          </wp:anchor>
+        </w:drawing>
+      </w:r>
+      <w:r>
+        <w:rPr>
+          <w:lang w:val="en-US"/>
+        </w:rPr>
+        <w:br w:type="page"/>
+      </w:r>
+    </w:p>
+    <w:p>
+      <w:pPr>
+        <w:rPr>
+          <w:lang w:val="en-US"/>
+        </w:rPr>
+      </w:pPr>
+      <w:r>
+        <w:rPr>
+          <w:noProof/>
+          <w:lang w:eastAsia="ru-RU"/>
+        </w:rPr>
+        <w:lastRenderedPageBreak/>
+        <mc:AlternateContent>
+          <mc:Choice Requires="wps">
+            <w:drawing>
+              <wp:anchor distT="0" distB="0" distL="114300" distR="114300" simplePos="0" relativeHeight="251681792" behindDoc="0" locked="0" layoutInCell="1" allowOverlap="1" wp14:anchorId="4473967C" wp14:editId="2160F8E0">
+                <wp:simplePos x="0" y="0"/>
+                <wp:positionH relativeFrom="page">
+                  <wp:posOffset>7910830</wp:posOffset>
+                </wp:positionH>
+                <wp:positionV relativeFrom="paragraph">
+                  <wp:posOffset>46990</wp:posOffset>
+                </wp:positionV>
+                <wp:extent cx="2476500" cy="1257300"/>
+                <wp:effectExtent l="0" t="0" r="0" b="0"/>
+                <wp:wrapNone/>
+                <wp:docPr id="22" name="Надпись 22"/>
+                <wp:cNvGraphicFramePr/>
+                <a:graphic xmlns:a="http://schemas.openxmlformats.org/drawingml/2006/main">
+                  <a:graphicData uri="http://schemas.microsoft.com/office/word/2010/wordprocessingShape">
+                    <wps:wsp>
+                      <wps:cNvSpPr txBox="1"/>
+                      <wps:spPr>
+                        <a:xfrm>
+                          <a:off x="0" y="0"/>
+                          <a:ext cx="2476500" cy="1257300"/>
+                        </a:xfrm>
+                        <a:prstGeom prst="rect">
+                          <a:avLst/>
+                        </a:prstGeom>
+                        <a:noFill/>
+                        <a:ln w="6350">
+                          <a:noFill/>
+                        </a:ln>
+                        <a:effectLst/>
+                      </wps:spPr>
+                      <wps:style>
+                        <a:lnRef idx="0">
+                          <a:schemeClr val="accent1"/>
+                        </a:lnRef>
+                        <a:fillRef idx="0">
+                          <a:schemeClr val="accent1"/>
+                        </a:fillRef>
+                        <a:effectRef idx="0">
+                          <a:schemeClr val="accent1"/>
+                        </a:effectRef>
+                        <a:fontRef idx="minor">
+                          <a:schemeClr val="dk1"/>
+                        </a:fontRef>
+                      </wps:style>
+                      <wps:txbx>
+                        <w:txbxContent>
+                          <w:p>
+                            <w:pPr>
+                              <w:jc w:val="center"/>
+                              <w:rPr>
+                                <w:rFonts w:ascii="Arial" w:hAnsi="Arial" w:cs="Arial"/>
+                                <w:color w:val="F2F2F2" w:themeColor="background1" w:themeShade="F2"/>
+                                <w:sz w:val="36"/>
+                                <w:szCs w:val="36"/>
+                              </w:rPr>
+                            </w:pPr>
+                            <w:r>
+                              <w:rPr>
+                                <w:rFonts w:ascii="Arial" w:hAnsi="Arial" w:cs="Arial"/>
+                                <w:color w:val="F2F2F2" w:themeColor="background1" w:themeShade="F2"/>
+                                <w:sz w:val="36"/>
+                                <w:szCs w:val="36"/>
+                              </w:rPr>
+                              <w:t xml:space="preserve">Нынешний международный чемпионат по ралли </w:t>
+                            </w:r>
+                            <w:r>
+                              <w:rPr>
+                                <w:rFonts w:ascii="Arial" w:hAnsi="Arial" w:cs="Arial"/>
+                                <w:color w:val="F2F2F2" w:themeColor="background1" w:themeShade="F2"/>
+                                <w:sz w:val="36"/>
+                                <w:szCs w:val="36"/>
+                                <w:lang w:val="en-US"/>
+                              </w:rPr>
+                              <w:t>WRC</w:t>
+                            </w:r>
+                          </w:p>
+                        </w:txbxContent>
+                      </wps:txbx>
+                      <wps:bodyPr rot="0" spcFirstLastPara="0" vertOverflow="overflow" horzOverflow="overflow" vert="horz" wrap="square" lIns="91440" tIns="45720" rIns="91440" bIns="45720" numCol="1" spcCol="0" rtlCol="0" fromWordArt="0" anchor="t" anchorCtr="0" forceAA="0" compatLnSpc="1">
+                        <a:prstTxWarp prst="textNoShape">
+                          <a:avLst/>
+                        </a:prstTxWarp>
+                        <a:noAutofit/>
+                      </wps:bodyPr>
+                    </wps:wsp>
+                  </a:graphicData>
+                </a:graphic>
+              </wp:anchor>
+            </w:drawing>
+          </mc:Choice>
+          <mc:Fallback>
+            <w:pict>
+              <v:shape w14:anchorId="4473967C" id="Надпись 22" o:spid="_x0000_s1029" type="#_x0000_t202" style="position:absolute;margin-left:622.9pt;margin-top:3.7pt;width:195pt;height:99pt;z-index:251681792;visibility:visible;mso-wrap-style:square;mso-wrap-distance-left:9pt;mso-wrap-distance-top:0;mso-wrap-distance-right:9pt;mso-wrap-distance-bottom:0;mso-position-horizontal:absolute;mso-position-horizontal-relative:page;mso-position-vertical:absolute;mso-position-vertical-relative:text;v-text-anchor:top" o:gfxdata="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" filled="f" stroked="f" strokeweight=".5pt">
+                <v:textbox>
+                  <w:txbxContent>
+                    <w:p>
+                      <w:pPr>
+                        <w:jc w:val="center"/>
+                        <w:rPr>
+                          <w:rFonts w:ascii="Arial" w:hAnsi="Arial" w:cs="Arial"/>
+                          <w:color w:val="F2F2F2" w:themeColor="background1" w:themeShade="F2"/>
+                          <w:sz w:val="36"/>
+                          <w:szCs w:val="36"/>
+                        </w:rPr>
+                      </w:pPr>
+                      <w:r>
+                        <w:rPr>
+                          <w:rFonts w:ascii="Arial" w:hAnsi="Arial" w:cs="Arial"/>
+                          <w:color w:val="F2F2F2" w:themeColor="background1" w:themeShade="F2"/>
+                          <w:sz w:val="36"/>
+                          <w:szCs w:val="36"/>
+                        </w:rPr>
+                        <w:t xml:space="preserve">Нынешний международный чемпионат по ралли </w:t>
+                      </w:r>
+                      <w:r>
+                        <w:rPr>
+                          <w:rFonts w:ascii="Arial" w:hAnsi="Arial" w:cs="Arial"/>
+                          <w:color w:val="F2F2F2" w:themeColor="background1" w:themeShade="F2"/>
+                          <w:sz w:val="36"/>
+                          <w:szCs w:val="36"/>
+                          <w:lang w:val="en-US"/>
+                        </w:rPr>
+                        <w:t>WRC</w:t>
+                      </w:r>
+                    </w:p>
+                  </w:txbxContent>
+                </v:textbox>
+                <w10:wrap anchorx="page"/>
+              </v:shape>
+            </w:pict>
+          </mc:Fallback>
+        </mc:AlternateContent>
+      </w:r>
+      <w:r>
+        <w:rPr>
+          <w:noProof/>
+          <w:lang w:eastAsia="ru-RU"/>
+        </w:rPr>
+        <mc:AlternateContent>
+          <mc:Choice Requires="wps">
+            <w:drawing>
+              <wp:anchor distT="0" distB="0" distL="114300" distR="114300" simplePos="0" relativeHeight="251677696" behindDoc="0" locked="0" layoutInCell="1" allowOverlap="1">
+                <wp:simplePos x="0" y="0"/>
+                <wp:positionH relativeFrom="column">
+                  <wp:posOffset>228600</wp:posOffset>
+                </wp:positionH>
+                <wp:positionV relativeFrom="paragraph">
+                  <wp:posOffset>-191770</wp:posOffset>
+                </wp:positionV>
+                <wp:extent cx="2581275" cy="1257300"/>
+                <wp:effectExtent l="0" t="0" r="0" b="0"/>
+                <wp:wrapNone/>
+                <wp:docPr id="20" name="Надпись 20"/>
+                <wp:cNvGraphicFramePr/>
+                <a:graphic xmlns:a="http://schemas.openxmlformats.org/drawingml/2006/main">
+                  <a:graphicData uri="http://schemas.microsoft.com/office/word/2010/wordprocessingShape">
+                    <wps:wsp>
+                      <wps:cNvSpPr txBox="1"/>
+                      <wps:spPr>
+                        <a:xfrm>
+                          <a:off x="0" y="0"/>
+                          <a:ext cx="2581275" cy="1257300"/>
+                        </a:xfrm>
+                        <a:prstGeom prst="rect">
+                          <a:avLst/>
+                        </a:prstGeom>
+                        <a:noFill/>
+                        <a:ln w="6350">
+                          <a:noFill/>
+                        </a:ln>
+                        <a:effectLst/>
+                      </wps:spPr>
+                      <wps:style>
+                        <a:lnRef idx="0">
+                          <a:schemeClr val="accent1"/>
+                        </a:lnRef>
+                        <a:fillRef idx="0">
+                          <a:schemeClr val="accent1"/>
+                        </a:fillRef>
+                        <a:effectRef idx="0">
+                          <a:schemeClr val="accent1"/>
+                        </a:effectRef>
+                        <a:fontRef idx="minor">
+                          <a:schemeClr val="dk1"/>
+                        </a:fontRef>
+                      </wps:style>
+                      <wps:txbx>
+                        <w:txbxContent>
+                          <w:p>
+                            <w:pPr>
+                              <w:jc w:val="center"/>
+                              <w:rPr>
+                                <w:rFonts w:ascii="Arial" w:hAnsi="Arial" w:cs="Arial"/>
+                                <w:color w:val="FFFFFF" w:themeColor="background1"/>
+                                <w:sz w:val="40"/>
+                                <w:szCs w:val="40"/>
+                              </w:rPr>
+                            </w:pPr>
+                            <w:r>
+                              <w:rPr>
+                                <w:rFonts w:ascii="Arial" w:hAnsi="Arial" w:cs="Arial"/>
+                                <w:color w:val="FFFFFF" w:themeColor="background1"/>
+                                <w:sz w:val="40"/>
+                                <w:szCs w:val="40"/>
+                              </w:rPr>
+                              <w:t>Первое в истории ралли Монте</w:t>
+                            </w:r>
+                            <w:r>
+                              <w:rPr>
+                                <w:rFonts w:ascii="Arial" w:hAnsi="Arial" w:cs="Arial"/>
+                                <w:color w:val="FFFFFF" w:themeColor="background1"/>
+                                <w:sz w:val="40"/>
+                                <w:szCs w:val="40"/>
+                              </w:rPr>
+                              <w:t>-</w:t>
+                            </w:r>
+                            <w:r>
+                              <w:rPr>
+                                <w:rFonts w:ascii="Arial" w:hAnsi="Arial" w:cs="Arial"/>
+                                <w:color w:val="FFFFFF" w:themeColor="background1"/>
+                                <w:sz w:val="40"/>
+                                <w:szCs w:val="40"/>
+                              </w:rPr>
+                              <w:t>Карло</w:t>
+                            </w:r>
+                          </w:p>
+                        </w:txbxContent>
+                      </wps:txbx>
+                      <wps:bodyPr rot="0" spcFirstLastPara="0" vertOverflow="overflow" horzOverflow="overflow" vert="horz" wrap="square" lIns="91440" tIns="45720" rIns="91440" bIns="45720" numCol="1" spcCol="0" rtlCol="0" fromWordArt="0" anchor="t" anchorCtr="0" forceAA="0" compatLnSpc="1">
+                        <a:prstTxWarp prst="textNoShape">
+                          <a:avLst/>
+                        </a:prstTxWarp>
+                        <a:noAutofit/>
+                      </wps:bodyPr>
+                    </wps:wsp>
+                  </a:graphicData>
+                </a:graphic>
+                <wp14:sizeRelH relativeFrom="margin">
+                  <wp14:pctWidth>0</wp14:pctWidth>
+                </wp14:sizeRelH>
+              </wp:anchor>
+            </w:drawing>
+          </mc:Choice>
+          <mc:Fallback>
+            <w:pict>
+              <v:shape id="Надпись 20" o:spid="_x0000_s1030" type="#_x0000_t202" style="position:absolute;margin-left:18pt;margin-top:-15.1pt;width:203.25pt;height:99pt;z-index:251677696;visibility:visible;mso-wrap-style:square;mso-width-percent:0;mso-wrap-distance-left:9pt;mso-wrap-distance-top:0;mso-wrap-distance-right:9pt;mso-wrap-distance-bottom:0;mso-position-horizontal:absolute;mso-position-horizontal-relative:text;mso-position-vertical:absolute;mso-position-vertical-relative:text;mso-width-percent:0;mso-width-relative:margin;v-text-anchor:top" o:gfxdata="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" filled="f" stroked="f" strokeweight=".5pt">
+                <v:textbox>
+                  <w:txbxContent>
+                    <w:p>
+                      <w:pPr>
+                        <w:jc w:val="center"/>
+                        <w:rPr>
+                          <w:rFonts w:ascii="Arial" w:hAnsi="Arial" w:cs="Arial"/>
+                          <w:color w:val="FFFFFF" w:themeColor="background1"/>
+                          <w:sz w:val="40"/>
+                          <w:szCs w:val="40"/>
+                        </w:rPr>
+                      </w:pPr>
+                      <w:r>
+                        <w:rPr>
+                          <w:rFonts w:ascii="Arial" w:hAnsi="Arial" w:cs="Arial"/>
+                          <w:color w:val="FFFFFF" w:themeColor="background1"/>
+                          <w:sz w:val="40"/>
+                          <w:szCs w:val="40"/>
+                        </w:rPr>
+                        <w:t>Первое в истории ралли Монте</w:t>
+                      </w:r>
+                      <w:r>
+                        <w:rPr>
+                          <w:rFonts w:ascii="Arial" w:hAnsi="Arial" w:cs="Arial"/>
+                          <w:color w:val="FFFFFF" w:themeColor="background1"/>
+                          <w:sz w:val="40"/>
+                          <w:szCs w:val="40"/>
+                        </w:rPr>
+                        <w:t>-</w:t>
+                      </w:r>
+                      <w:r>
+                        <w:rPr>
+                          <w:rFonts w:ascii="Arial" w:hAnsi="Arial" w:cs="Arial"/>
+                          <w:color w:val="FFFFFF" w:themeColor="background1"/>
+                          <w:sz w:val="40"/>
+                          <w:szCs w:val="40"/>
+                        </w:rPr>
+                        <w:t>Карло</w:t>
+                      </w:r>
+                    </w:p>
+                  </w:txbxContent>
+                </v:textbox>
+              </v:shape>
+            </w:pict>
+          </mc:Fallback>
+        </mc:AlternateContent>
+      </w:r>
+      <w:r>
+        <w:rPr>
+          <w:noProof/>
+          <w:lang w:eastAsia="ru-RU"/>
+        </w:rPr>
+        <mc:AlternateContent>
+          <mc:Choice Requires="wps">
+            <w:drawing>
+              <wp:anchor distT="0" distB="0" distL="114300" distR="114300" simplePos="0" relativeHeight="251679744" behindDoc="0" locked="0" layoutInCell="1" allowOverlap="1" wp14:anchorId="4473967C" wp14:editId="2160F8E0">
+                <wp:simplePos x="0" y="0"/>
+                <wp:positionH relativeFrom="column">
+                  <wp:posOffset>4638675</wp:posOffset>
+                </wp:positionH>
+                <wp:positionV relativeFrom="paragraph">
+                  <wp:posOffset>3342005</wp:posOffset>
+                </wp:positionV>
+                <wp:extent cx="2781300" cy="1257300"/>
+                <wp:effectExtent l="0" t="0" r="0" b="0"/>
+                <wp:wrapNone/>
+                <wp:docPr id="21" name="Надпись 21"/>
+                <wp:cNvGraphicFramePr/>
+                <a:graphic xmlns:a="http://schemas.openxmlformats.org/drawingml/2006/main">
+                  <a:graphicData uri="http://schemas.microsoft.com/office/word/2010/wordprocessingShape">
+                    <wps:wsp>
+                      <wps:cNvSpPr txBox="1"/>
+                      <wps:spPr>
+                        <a:xfrm>
+                          <a:off x="0" y="0"/>
+                          <a:ext cx="2781300" cy="1257300"/>
+                        </a:xfrm>
+                        <a:prstGeom prst="rect">
+                          <a:avLst/>
+                        </a:prstGeom>
+                        <a:noFill/>
+                        <a:ln w="6350">
+                          <a:noFill/>
+                        </a:ln>
+                        <a:effectLst/>
+                      </wps:spPr>
+                      <wps:style>
+                        <a:lnRef idx="0">
+                          <a:schemeClr val="accent1"/>
+                        </a:lnRef>
+                        <a:fillRef idx="0">
+                          <a:schemeClr val="accent1"/>
+                        </a:fillRef>
+                        <a:effectRef idx="0">
+                          <a:schemeClr val="accent1"/>
+                        </a:effectRef>
+                        <a:fontRef idx="minor">
+                          <a:schemeClr val="dk1"/>
+                        </a:fontRef>
+                      </wps:style>
+                      <wps:txbx>
+                        <w:txbxContent>
+                          <w:p>
+                            <w:pPr>
+                              <w:jc w:val="center"/>
+                              <w:rPr>
+                                <w:rFonts w:ascii="Arial" w:hAnsi="Arial" w:cs="Arial"/>
+                                <w:sz w:val="32"/>
+                                <w:szCs w:val="32"/>
+                              </w:rPr>
+                            </w:pPr>
+                            <w:r>
+                              <w:rPr>
+                                <w:rFonts w:ascii="Arial" w:hAnsi="Arial" w:cs="Arial"/>
+                                <w:sz w:val="32"/>
+                                <w:szCs w:val="32"/>
+                              </w:rPr>
+                              <w:t>Легендарная раллийная группа Б,</w:t>
+                            </w:r>
+                            <w:r>
+                              <w:rPr>
+                                <w:rFonts w:ascii="Arial" w:hAnsi="Arial" w:cs="Arial"/>
+                                <w:sz w:val="32"/>
+                                <w:szCs w:val="32"/>
+                              </w:rPr>
+                              <w:t xml:space="preserve"> </w:t>
+                            </w:r>
+                            <w:r>
+                              <w:rPr>
+                                <w:rFonts w:ascii="Arial" w:hAnsi="Arial" w:cs="Arial"/>
+                                <w:sz w:val="32"/>
+                                <w:szCs w:val="32"/>
+                              </w:rPr>
+                              <w:t>г</w:t>
+                            </w:r>
+                            <w:r>
+                              <w:rPr>
+                                <w:rFonts w:ascii="Arial" w:hAnsi="Arial" w:cs="Arial"/>
+                                <w:sz w:val="32"/>
+                                <w:szCs w:val="32"/>
+                              </w:rPr>
+                              <w:t>де реакция гонщиков не успевала за автомобилем</w:t>
+                            </w:r>
+                          </w:p>
+                        </w:txbxContent>
+                      </wps:txbx>
+                      <wps:bodyPr rot="0" spcFirstLastPara="0" vertOverflow="overflow" horzOverflow="overflow" vert="horz" wrap="square" lIns="91440" tIns="45720" rIns="91440" bIns="45720" numCol="1" spcCol="0" rtlCol="0" fromWordArt="0" anchor="t" anchorCtr="0" forceAA="0" compatLnSpc="1">
+                        <a:prstTxWarp prst="textNoShape">
+                          <a:avLst/>
+                        </a:prstTxWarp>
+                        <a:noAutofit/>
+                      </wps:bodyPr>
+                    </wps:wsp>
+                  </a:graphicData>
+                </a:graphic>
+                <wp14:sizeRelH relativeFrom="margin">
+                  <wp14:pctWidth>0</wp14:pctWidth>
+                </wp14:sizeRelH>
+              </wp:anchor>
+            </w:drawing>
+          </mc:Choice>
+          <mc:Fallback>
+            <w:pict>
+              <v:shape w14:anchorId="4473967C" id="Надпись 21" o:spid="_x0000_s1031" type="#_x0000_t202" style="position:absolute;margin-left:365.25pt;margin-top:263.15pt;width:219pt;height:99pt;z-index:251679744;visibility:visible;mso-wrap-style:square;mso-width-percent:0;mso-wrap-distance-left:9pt;mso-wrap-distance-top:0;mso-wrap-distance-right:9pt;mso-wrap-distance-bottom:0;mso-position-horizontal:absolute;mso-position-horizontal-relative:text;mso-position-vertical:absolute;mso-position-vertical-relative:text;mso-width-percent:0;mso-width-relative:margin;v-text-anchor:top" o:gfxdata="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" filled="f" stroked="f" strokeweight=".5pt">
+                <v:textbox>
+                  <w:txbxContent>
+                    <w:p>
+                      <w:pPr>
+                        <w:jc w:val="center"/>
+                        <w:rPr>
+                          <w:rFonts w:ascii="Arial" w:hAnsi="Arial" w:cs="Arial"/>
+                          <w:sz w:val="32"/>
+                          <w:szCs w:val="32"/>
+                        </w:rPr>
+                      </w:pPr>
+                      <w:r>
+                        <w:rPr>
+                          <w:rFonts w:ascii="Arial" w:hAnsi="Arial" w:cs="Arial"/>
+                          <w:sz w:val="32"/>
+                          <w:szCs w:val="32"/>
+                        </w:rPr>
+                        <w:t>Легендарная раллийная группа Б,</w:t>
+                      </w:r>
+                      <w:r>
+                        <w:rPr>
+                          <w:rFonts w:ascii="Arial" w:hAnsi="Arial" w:cs="Arial"/>
+                          <w:sz w:val="32"/>
+                          <w:szCs w:val="32"/>
+                        </w:rPr>
+                        <w:t xml:space="preserve"> </w:t>
+                      </w:r>
+                      <w:r>
+                        <w:rPr>
+                          <w:rFonts w:ascii="Arial" w:hAnsi="Arial" w:cs="Arial"/>
+                          <w:sz w:val="32"/>
+                          <w:szCs w:val="32"/>
+                        </w:rPr>
+                        <w:t>г</w:t>
+                      </w:r>
+                      <w:r>
+                        <w:rPr>
+                          <w:rFonts w:ascii="Arial" w:hAnsi="Arial" w:cs="Arial"/>
+                          <w:sz w:val="32"/>
+                          <w:szCs w:val="32"/>
+                        </w:rPr>
+                        <w:t>де реакция гонщиков не успевала за автомобилем</w:t>
+                      </w:r>
+                    </w:p>
+                  </w:txbxContent>
+                </v:textbox>
+              </v:shape>
+            </w:pict>
+          </mc:Fallback>
+        </mc:AlternateContent>
+      </w:r>
+      <w:r>
+        <w:rPr>
+          <w:noProof/>
+          <w:lang w:eastAsia="ru-RU"/>
+        </w:rPr>
+        <mc:AlternateContent>
+          <mc:Choice Requires="wps">
+            <w:drawing>
+              <wp:anchor distT="0" distB="0" distL="114300" distR="114300" simplePos="0" relativeHeight="251676672" behindDoc="0" locked="0" layoutInCell="1" allowOverlap="1" wp14:anchorId="6096CCDB" wp14:editId="143DC6A7">
+                <wp:simplePos x="0" y="0"/>
+                <wp:positionH relativeFrom="column">
+                  <wp:posOffset>7524750</wp:posOffset>
+                </wp:positionH>
+                <wp:positionV relativeFrom="paragraph">
+                  <wp:posOffset>-620395</wp:posOffset>
+                </wp:positionV>
+                <wp:extent cx="104775" cy="5295900"/>
+                <wp:effectExtent l="0" t="0" r="28575" b="19050"/>
+                <wp:wrapNone/>
+                <wp:docPr id="19" name="Прямоугольник 19"/>
+                <wp:cNvGraphicFramePr/>
+                <a:graphic xmlns:a="http://schemas.openxmlformats.org/drawingml/2006/main">
+                  <a:graphicData uri="http://schemas.microsoft.com/office/word/2010/wordprocessingShape">
+                    <wps:wsp>
+                      <wps:cNvSpPr/>
+                      <wps:spPr>
+                        <a:xfrm>
+                          <a:off x="0" y="0"/>
+                          <a:ext cx="104775" cy="5295900"/>
+                        </a:xfrm>
+                        <a:prstGeom prst="rect">
+                          <a:avLst/>
+                        </a:prstGeom>
+                        <a:solidFill>
+                          <a:schemeClr val="tx1">
+                            <a:lumMod val="75000"/>
+                            <a:lumOff val="25000"/>
+                          </a:schemeClr>
+                        </a:solidFill>
+                      </wps:spPr>
+                      <wps:style>
+                        <a:lnRef idx="2">
+                          <a:schemeClr val="accent1">
+                            <a:shade val="50000"/>
+                          </a:schemeClr>
+                        </a:lnRef>
+                        <a:fillRef idx="1">
+                          <a:schemeClr val="accent1"/>
+                        </a:fillRef>
+                        <a:effectRef idx="0">
+                          <a:schemeClr val="accent1"/>
+                        </a:effectRef>
+                        <a:fontRef idx="minor">
+                          <a:schemeClr val="lt1"/>
+                        </a:fontRef>
+                      </wps:style>
+                      <wps:bodyPr rot="0" spcFirstLastPara="0" vertOverflow="overflow" horzOverflow="overflow" vert="horz" wrap="square" lIns="91440" tIns="45720" rIns="91440" bIns="45720" numCol="1" spcCol="0" rtlCol="0" fromWordArt="0" anchor="ctr" anchorCtr="0" forceAA="0" compatLnSpc="1">
+                        <a:prstTxWarp prst="textNoShape">
+                          <a:avLst/>
+                        </a:prstTxWarp>
+                        <a:noAutofit/>
+                      </wps:bodyPr>
+                    </wps:wsp>
+                  </a:graphicData>
+                </a:graphic>
+                <wp14:sizeRelH relativeFrom="margin">
+                  <wp14:pctWidth>0</wp14:pctWidth>
+                </wp14:sizeRelH>
+              </wp:anchor>
+            </w:drawing>
+          </mc:Choice>
+          <mc:Fallback>
+            <w:pict>
+              <v:rect w14:anchorId="453EFE87" id="Прямоугольник 19" o:spid="_x0000_s1026" style="position:absolute;margin-left:592.5pt;margin-top:-48.85pt;width:8.25pt;height:417pt;z-index:251676672;visibility:visible;mso-wrap-style:square;mso-width-percent:0;mso-wrap-distance-left:9pt;mso-wrap-distance-top:0;mso-wrap-distance-right:9pt;mso-wrap-distance-bottom:0;mso-position-horizontal:absolute;mso-position-horizontal-relative:text;mso-position-vertical:absolute;mso-position-vertical-relative:text;mso-width-percent:0;mso-width-relative:margin;v-text-anchor:middle" o:gfxdata="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" fillcolor="#404040 [2429]" strokecolor="#1f4d78 [1604]" strokeweight="1pt"/>
+            </w:pict>
+          </mc:Fallback>
+        </mc:AlternateContent>
+      </w:r>
+      <w:r>
+        <w:rPr>
+          <w:noProof/>
+          <w:lang w:eastAsia="ru-RU"/>
+        </w:rPr>
+        <mc:AlternateContent>
+          <mc:Choice Requires="wps">
+            <w:drawing>
+              <wp:anchor distT="0" distB="0" distL="114300" distR="114300" simplePos="0" relativeHeight="251674624" behindDoc="0" locked="0" layoutInCell="1" allowOverlap="1">
+                <wp:simplePos x="0" y="0"/>
+                <wp:positionH relativeFrom="column">
+                  <wp:posOffset>3114675</wp:posOffset>
+                </wp:positionH>
+                <wp:positionV relativeFrom="paragraph">
+                  <wp:posOffset>-610870</wp:posOffset>
+                </wp:positionV>
+                <wp:extent cx="104775" cy="5295900"/>
+                <wp:effectExtent l="0" t="0" r="28575" b="19050"/>
+                <wp:wrapNone/>
+                <wp:docPr id="9" name="Прямоугольник 9"/>
+                <wp:cNvGraphicFramePr/>
+                <a:graphic xmlns:a="http://schemas.openxmlformats.org/drawingml/2006/main">
+                  <a:graphicData uri="http://schemas.microsoft.com/office/word/2010/wordprocessingShape">
+                    <wps:wsp>
+                      <wps:cNvSpPr/>
+                      <wps:spPr>
+                        <a:xfrm>
+                          <a:off x="0" y="0"/>
+                          <a:ext cx="104775" cy="5295900"/>
+                        </a:xfrm>
+                        <a:prstGeom prst="rect">
+                          <a:avLst/>
+                        </a:prstGeom>
+                        <a:solidFill>
+                          <a:schemeClr val="tx1">
+                            <a:lumMod val="75000"/>
+                            <a:lumOff val="25000"/>
+                          </a:schemeClr>
+                        </a:solidFill>
+                      </wps:spPr>
+                      <wps:style>
+                        <a:lnRef idx="2">
+                          <a:schemeClr val="accent1">
+                            <a:shade val="50000"/>
+                          </a:schemeClr>
+                        </a:lnRef>
+                        <a:fillRef idx="1">
+                          <a:schemeClr val="accent1"/>
+                        </a:fillRef>
+                        <a:effectRef idx="0">
+                          <a:schemeClr val="accent1"/>
+                        </a:effectRef>
+                        <a:fontRef idx="minor">
+                          <a:schemeClr val="lt1"/>
+                        </a:fontRef>
+                      </wps:style>
+                      <wps:bodyPr rot="0" spcFirstLastPara="0" vertOverflow="overflow" horzOverflow="overflow" vert="horz" wrap="square" lIns="91440" tIns="45720" rIns="91440" bIns="45720" numCol="1" spcCol="0" rtlCol="0" fromWordArt="0" anchor="ctr" anchorCtr="0" forceAA="0" compatLnSpc="1">
+                        <a:prstTxWarp prst="textNoShape">
+                          <a:avLst/>
+                        </a:prstTxWarp>
+                        <a:noAutofit/>
+                      </wps:bodyPr>
+                    </wps:wsp>
+                  </a:graphicData>
+                </a:graphic>
+                <wp14:sizeRelH relativeFrom="margin">
+                  <wp14:pctWidth>0</wp14:pctWidth>
+                </wp14:sizeRelH>
+              </wp:anchor>
+            </w:drawing>
+          </mc:Choice>
+          <mc:Fallback>
+            <w:pict>
+              <v:rect w14:anchorId="12766533" id="Прямоугольник 9" o:spid="_x0000_s1026" style="position:absolute;margin-left:245.25pt;margin-top:-48.1pt;width:8.25pt;height:417pt;z-index:251674624;visibility:visible;mso-wrap-style:square;mso-width-percent:0;mso-wrap-distance-left:9pt;mso-wrap-distance-top:0;mso-wrap-distance-right:9pt;mso-wrap-distance-bottom:0;mso-position-horizontal:absolute;mso-position-horizontal-relative:text;mso-position-vertical:absolute;mso-position-vertical-relative:text;mso-width-percent:0;mso-width-relative:margin;v-text-anchor:middle" o:gfxdata="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" fillcolor="#404040 [2429]" strokecolor="#1f4d78 [1604]" strokeweight="1pt"/>
+            </w:pict>
+          </mc:Fallback>
+        </mc:AlternateContent>
+      </w:r>
+      <w:r>
+        <w:rPr>
+          <w:noProof/>
+        </w:rPr>
+        <w:pict>
+          <v:shape id="_x0000_s1027" type="#_x0000_t75" style="position:absolute;margin-left:524.25pt;margin-top:-63.75pt;width:432.75pt;height:432.75pt;z-index:-251646976;mso-position-horizontal-relative:text;mso-position-vertical-relative:text;mso-width-relative:page;mso-height-relative:page">
+            <v:imagedata r:id="rId12" o:title="images (3)"/>
+          </v:shape>
+        </w:pict>
+      </w:r>
+      <w:r>
+        <w:rPr>
+          <w:noProof/>
+        </w:rPr>
+        <w:pict>
+          <v:shape id="_x0000_s1029" type="#_x0000_t75" style="position:absolute;margin-left:-44.25pt;margin-top:-69pt;width:328.1pt;height:437.25pt;z-index:-251642880;mso-position-horizontal-relative:text;mso-position-vertical-relative:text;mso-width-relative:page;mso-height-relative:page">
+            <v:imagedata r:id="rId13" o:title="damImage.narrow.560w.j_1710423555492"/>
+          </v:shape>
+        </w:pict>
+      </w:r>
+      <w:r>
+        <w:rPr>
+          <w:noProof/>
+        </w:rPr>
+        <w:pict>
+          <v:shape id="_x0000_s1028" type="#_x0000_t75" style="position:absolute;margin-left:252pt;margin-top:-58.4pt;width:343.5pt;height:426.65pt;z-index:251671552;mso-position-horizontal-relative:text;mso-position-vertical-relative:text;mso-width-relative:page;mso-height-relative:page">
+            <v:imagedata r:id="rId14" o:title="images (2)"/>
+          </v:shape>
+        </w:pict>
+      </w:r>
+      <w:r>
+        <w:rPr>
+          <w:noProof/>
+          <w:lang w:eastAsia="ru-RU"/>
+        </w:rPr>
+        <mc:AlternateContent>
+          <mc:Choice Requires="wps">
+            <w:drawing>
+              <wp:anchor distT="0" distB="0" distL="114300" distR="114300" simplePos="0" relativeHeight="251667456" behindDoc="0" locked="0" layoutInCell="1" allowOverlap="1">
+                <wp:simplePos x="0" y="0"/>
+                <wp:positionH relativeFrom="column">
+                  <wp:posOffset>3409950</wp:posOffset>
+                </wp:positionH>
+                <wp:positionV relativeFrom="paragraph">
+                  <wp:posOffset>-696594</wp:posOffset>
+                </wp:positionV>
+                <wp:extent cx="3629025" cy="5353050"/>
+                <wp:effectExtent l="0" t="0" r="28575" b="19050"/>
+                <wp:wrapNone/>
+                <wp:docPr id="5" name="Прямоугольник 5"/>
+                <wp:cNvGraphicFramePr/>
+                <a:graphic xmlns:a="http://schemas.openxmlformats.org/drawingml/2006/main">
+                  <a:graphicData uri="http://schemas.microsoft.com/office/word/2010/wordprocessingShape">
+                    <wps:wsp>
+                      <wps:cNvSpPr/>
+                      <wps:spPr>
+                        <a:xfrm>
+                          <a:off x="0" y="0"/>
+                          <a:ext cx="3629025" cy="5353050"/>
+                        </a:xfrm>
+                        <a:prstGeom prst="rect">
+                          <a:avLst/>
+                        </a:prstGeom>
+                        <a:noFill/>
+                      </wps:spPr>
+                      <wps:style>
+                        <a:lnRef idx="2">
+                          <a:schemeClr val="accent1">
+                            <a:shade val="50000"/>
+                          </a:schemeClr>
+                        </a:lnRef>
+                        <a:fillRef idx="1">
+                          <a:schemeClr val="accent1"/>
+                        </a:fillRef>
+                        <a:effectRef idx="0">
+                          <a:schemeClr val="accent1"/>
+                        </a:effectRef>
+                        <a:fontRef idx="minor">
+                          <a:schemeClr val="lt1"/>
+                        </a:fontRef>
+                      </wps:style>
+                      <wps:bodyPr rot="0" spcFirstLastPara="0" vertOverflow="overflow" horzOverflow="overflow" vert="horz" wrap="square" lIns="91440" tIns="45720" rIns="91440" bIns="45720" numCol="1" spcCol="0" rtlCol="0" fromWordArt="0" anchor="ctr" anchorCtr="0" forceAA="0" compatLnSpc="1">
+                        <a:prstTxWarp prst="textNoShape">
+                          <a:avLst/>
+                        </a:prstTxWarp>
+                        <a:noAutofit/>
+                      </wps:bodyPr>
+                    </wps:wsp>
+                  </a:graphicData>
+                </a:graphic>
+                <wp14:sizeRelH relativeFrom="margin">
+                  <wp14:pctWidth>0</wp14:pctWidth>
+                </wp14:sizeRelH>
+                <wp14:sizeRelV relativeFrom="margin">
+                  <wp14:pctHeight>0</wp14:pctHeight>
+                </wp14:sizeRelV>
+              </wp:anchor>
+            </w:drawing>
+          </mc:Choice>
+          <mc:Fallback>
+            <w:pict>
+              <v:rect w14:anchorId="5834F4A1" id="Прямоугольник 5" o:spid="_x0000_s1026" style="position:absolute;margin-left:268.5pt;margin-top:-54.85pt;width:285.75pt;height:421.5pt;z-index:251667456;visibility:visible;mso-wrap-style:square;mso-width-percent:0;mso-height-percent:0;mso-wrap-distance-left:9pt;mso-wrap-distance-top:0;mso-wrap-distance-right:9pt;mso-wrap-distance-bottom:0;mso-position-horizontal:absolute;mso-position-horizontal-relative:text;mso-position-vertical:absolute;mso-position-vertical-relative:text;mso-width-percent:0;mso-height-percent:0;mso-width-relative:margin;mso-height-relative:margin;v-text-anchor:middle" o:gfxdata="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" filled="f" strokecolor="#1f4d78 [1604]" strokeweight="1pt"/>
+            </w:pict>
+          </mc:Fallback>
+        </mc:AlternateContent>
+      </w:r>
+      <w:r>
+        <w:rPr>
+          <w:noProof/>
+          <w:lang w:eastAsia="ru-RU"/>
+        </w:rPr>
+        <w:drawing>
+          <wp:anchor distT="0" distB="0" distL="114300" distR="114300" simplePos="0" relativeHeight="251666432" behindDoc="1" locked="0" layoutInCell="1" allowOverlap="1" wp14:anchorId="28228D8C" wp14:editId="509CEE3A">
+            <wp:simplePos x="0" y="0"/>
+            <wp:positionH relativeFrom="page">
+              <wp:posOffset>-2619375</wp:posOffset>
+            </wp:positionH>
+            <wp:positionV relativeFrom="paragraph">
+              <wp:posOffset>-620395</wp:posOffset>
+            </wp:positionV>
+            <wp:extent cx="13412383" cy="7543800"/>
+            <wp:effectExtent l="0" t="0" r="0" b="0"/>
+            <wp:wrapNone/>
+            <wp:docPr id="2" name="Рисунок 2"/>
+            <wp:cNvGraphicFramePr>
+              <a:graphicFrameLocks xmlns:a="http://schemas.openxmlformats.org/drawingml/2006/main" noChangeAspect="1"/>
+            </wp:cNvGraphicFramePr>
+            <a:graphic xmlns:a="http://schemas.openxmlformats.org/drawingml/2006/main">
+              <a:graphicData uri="http://schemas.openxmlformats.org/drawingml/2006/picture">
+                <pic:pic xmlns:pic="http://schemas.openxmlformats.org/drawingml/2006/picture">
+                  <pic:nvPicPr>
+                    <pic:cNvPr id="3" name="maxresdefault (1).jpg"/>
+                    <pic:cNvPicPr/>
+                  </pic:nvPicPr>
+                  <pic:blipFill>
+                    <a:blip r:embed="rId7">
+                      <a:extLst>
+                        <a:ext uri="{28A0092B-C50C-407E-A947-70E740481C1C}">
+                          <a14:useLocalDpi xmlns:a14="http://schemas.microsoft.com/office/drawing/2010/main" val="0"/>
+                        </a:ext>
+                      </a:extLst>
+                    </a:blip>
+                    <a:stretch>
+                      <a:fillRect/>
+                    </a:stretch>
+                  </pic:blipFill>
+                  <pic:spPr>
+                    <a:xfrm>
+                      <a:off x="0" y="0"/>
+                      <a:ext cx="13412383" cy="7543800"/>
+                    </a:xfrm>
+                    <a:prstGeom prst="rect">
+                      <a:avLst/>
+                    </a:prstGeom>
+                  </pic:spPr>
+                </pic:pic>
+              </a:graphicData>
+            </a:graphic>
+            <wp14:sizeRelH relativeFrom="page">
+              <wp14:pctWidth>0</wp14:pctWidth>
+            </wp14:sizeRelH>
+            <wp14:sizeRelV relativeFrom="page">
+              <wp14:pctHeight>0</wp14:pctHeight>
+            </wp14:sizeRelV>
+          </wp:anchor>
+        </w:drawing>
+      </w:r>
     </w:p>
     <w:sectPr>
+      <w:headerReference w:type="default" r:id="rId15"/>
       <w:pgSz w:w="16838" w:h="11906" w:orient="landscape"/>
-      <w:pgMar w:top="1701" w:right="1134" w:bottom="850" w:left="1134" w:header="708" w:footer="708" w:gutter="0"/>
+      <w:pgMar w:top="238" w:right="249" w:bottom="244" w:left="0" w:header="708" w:footer="708" w:gutter="0"/>
       <w:cols w:space="708"/>
       <w:docGrid w:linePitch="360"/>
     </w:sectPr>
   </w:body>
 </w:document>
+</file>
+
+<file path=word/endnotes.xml><?xml version="1.0" encoding="utf-8"?>
+<w:endnotes xmlns:wpc="http://schemas.microsoft.com/office/word/2010/wordprocessingCanvas" xmlns:mc="http://schemas.openxmlformats.org/markup-compatibility/2006" xmlns:o="urn:schemas-microsoft-com:office:office" xmlns:r="http://schemas.openxmlformats.org/officeDocument/2006/relationships" xmlns:m="http://schemas.openxmlformats.org/officeDocument/2006/math" xmlns:v="urn:schemas-microsoft-com:vml" xmlns:wp14="http://schemas.microsoft.com/office/word/2010/wordprocessingDrawing" xmlns:wp="http://schemas.openxmlformats.org/drawingml/2006/wordprocessingDrawing" xmlns:w10="urn:schemas-microsoft-com:office:word" xmlns:w="http://schemas.openxmlformats.org/wordprocessingml/2006/main" xmlns:w14="http://schemas.microsoft.com/office/word/2010/wordml" xmlns:w15="http://schemas.microsoft.com/office/word/2012/wordml" xmlns:wpg="http://schemas.microsoft.com/office/word/2010/wordprocessingGroup" xmlns:wpi="http://schemas.microsoft.com/office/word/2010/wordprocessingInk" xmlns:wne="http://schemas.microsoft.com/office/word/2006/wordml" xmlns:wps="http://schemas.microsoft.com/office/word/2010/wordprocessingShape" mc:Ignorable="w14 w15 wp14">
+  <w:endnote w:type="separator" w:id="-1">
+    <w:p>
+      <w:pPr>
+        <w:spacing w:after="0" w:line="240" w:lineRule="auto"/>
+      </w:pPr>
+      <w:r>
+        <w:separator/>
+      </w:r>
+    </w:p>
+  </w:endnote>
+  <w:endnote w:type="continuationSeparator" w:id="0">
+    <w:p>
+      <w:pPr>
+        <w:spacing w:after="0" w:line="240" w:lineRule="auto"/>
+      </w:pPr>
+      <w:r>
+        <w:continuationSeparator/>
+      </w:r>
+    </w:p>
+  </w:endnote>
+</w:endnotes>
+</file>
+
+<file path=word/footnotes.xml><?xml version="1.0" encoding="utf-8"?>
+<w:footnotes xmlns:wpc="http://schemas.microsoft.com/office/word/2010/wordprocessingCanvas" xmlns:mc="http://schemas.openxmlformats.org/markup-compatibility/2006" xmlns:o="urn:schemas-microsoft-com:office:office" xmlns:r="http://schemas.openxmlformats.org/officeDocument/2006/relationships" xmlns:m="http://schemas.openxmlformats.org/officeDocument/2006/math" xmlns:v="urn:schemas-microsoft-com:vml" xmlns:wp14="http://schemas.microsoft.com/office/word/2010/wordprocessingDrawing" xmlns:wp="http://schemas.openxmlformats.org/drawingml/2006/wordprocessingDrawing" xmlns:w10="urn:schemas-microsoft-com:office:word" xmlns:w="http://schemas.openxmlformats.org/wordprocessingml/2006/main" xmlns:w14="http://schemas.microsoft.com/office/word/2010/wordml" xmlns:w15="http://schemas.microsoft.com/office/word/2012/wordml" xmlns:wpg="http://schemas.microsoft.com/office/word/2010/wordprocessingGroup" xmlns:wpi="http://schemas.microsoft.com/office/word/2010/wordprocessingInk" xmlns:wne="http://schemas.microsoft.com/office/word/2006/wordml" xmlns:wps="http://schemas.microsoft.com/office/word/2010/wordprocessingShape" mc:Ignorable="w14 w15 wp14">
+  <w:footnote w:type="separator" w:id="-1">
+    <w:p>
+      <w:pPr>
+        <w:spacing w:after="0" w:line="240" w:lineRule="auto"/>
+      </w:pPr>
+      <w:r>
+        <w:separator/>
+      </w:r>
+    </w:p>
+  </w:footnote>
+  <w:footnote w:type="continuationSeparator" w:id="0">
+    <w:p>
+      <w:pPr>
+        <w:spacing w:after="0" w:line="240" w:lineRule="auto"/>
+      </w:pPr>
+      <w:r>
+        <w:continuationSeparator/>
+      </w:r>
+    </w:p>
+  </w:footnote>
+</w:footnotes>
+</file>
+
+<file path=word/header1.xml><?xml version="1.0" encoding="utf-8"?>
+<w:hdr xmlns:wpc="http://schemas.microsoft.com/office/word/2010/wordprocessingCanvas" xmlns:mc="http://schemas.openxmlformats.org/markup-compatibility/2006" xmlns:o="urn:schemas-microsoft-com:office:office" xmlns:r="http://schemas.openxmlformats.org/officeDocument/2006/relationships" xmlns:m="http://schemas.openxmlformats.org/officeDocument/2006/math" xmlns:v="urn:schemas-microsoft-com:vml" xmlns:wp14="http://schemas.microsoft.com/office/word/2010/wordprocessingDrawing" xmlns:wp="http://schemas.openxmlformats.org/drawingml/2006/wordprocessingDrawing" xmlns:w10="urn:schemas-microsoft-com:office:word" xmlns:w="http://schemas.openxmlformats.org/wordprocessingml/2006/main" xmlns:w14="http://schemas.microsoft.com/office/word/2010/wordml" xmlns:w15="http://schemas.microsoft.com/office/word/2012/wordml" xmlns:wpg="http://schemas.microsoft.com/office/word/2010/wordprocessingGroup" xmlns:wpi="http://schemas.microsoft.com/office/word/2010/wordprocessingInk" xmlns:wne="http://schemas.microsoft.com/office/word/2006/wordml" xmlns:wps="http://schemas.microsoft.com/office/word/2010/wordprocessingShape" mc:Ignorable="w14 w15 wp14">
+  <w:sdt>
+    <w:sdtPr>
+      <w:id w:val="1795480847"/>
+      <w:docPartObj>
+        <w:docPartGallery w:val="Watermarks"/>
+        <w:docPartUnique/>
+      </w:docPartObj>
+    </w:sdtPr>
+    <w:sdtEndPr/>
+    <w:sdtContent>
+      <w:p>
+        <w:pPr>
+          <w:pStyle w:val="a3"/>
+        </w:pPr>
+        <w:r>
+          <w:pict>
+            <v:shapetype id="_x0000_t136" coordsize="21600,21600" o:spt="136" adj="10800" path="m@7,l@8,m@5,21600l@6,21600e">
+              <v:formulas>
+                <v:f eqn="sum #0 0 10800"/>
+                <v:f eqn="prod #0 2 1"/>
+                <v:f eqn="sum 21600 0 @1"/>
+                <v:f eqn="sum 0 0 @2"/>
+                <v:f eqn="sum 21600 0 @3"/>
+                <v:f eqn="if @0 @3 0"/>
+                <v:f eqn="if @0 21600 @1"/>
+                <v:f eqn="if @0 0 @2"/>
+                <v:f eqn="if @0 @4 21600"/>
+                <v:f eqn="mid @5 @6"/>
+                <v:f eqn="mid @8 @5"/>
+                <v:f eqn="mid @7 @8"/>
+                <v:f eqn="mid @6 @7"/>
+                <v:f eqn="sum @6 0 @5"/>
+              </v:formulas>
+              <v:path textpathok="t" o:connecttype="custom" o:connectlocs="@9,0;@10,10800;@11,21600;@12,10800" o:connectangles="270,180,90,0"/>
+              <v:textpath on="t" fitshape="t"/>
+              <v:handles>
+                <v:h position="#0,bottomRight" xrange="6629,14971"/>
+              </v:handles>
+              <o:lock v:ext="edit" text="t" shapetype="t"/>
+            </v:shapetype>
+            <v:shape id="PowerPlusWaterMarkObject357732486" o:spid="_x0000_s2049" type="#_x0000_t136" style="position:absolute;margin-left:0;margin-top:0;width:494.9pt;height:164.95pt;rotation:315;z-index:-251658752;mso-position-horizontal:center;mso-position-horizontal-relative:margin;mso-position-vertical:center;mso-position-vertical-relative:margin" o:allowincell="f" fillcolor="silver" stroked="f">
+              <v:fill opacity=".5"/>
+              <v:textpath style="font-family:&quot;calibri&quot;;font-size:1pt" string="НЕ КОПИРОВАТЬ"/>
+              <w10:wrap anchorx="margin" anchory="margin"/>
+            </v:shape>
+          </w:pict>
+        </w:r>
+      </w:p>
+    </w:sdtContent>
+  </w:sdt>
+</w:hdr>
 </file>
 
 <file path=word/styles.xml><?xml version="1.0" encoding="utf-8"?>
@@ -442,6 +2791,50 @@
     <w:semiHidden/>
     <w:unhideWhenUsed/>
   </w:style>
+  <w:style w:type="paragraph" w:styleId="a3">
+    <w:name w:val="header"/>
+    <w:basedOn w:val="a"/>
+    <w:link w:val="a4"/>
+    <w:uiPriority w:val="99"/>
+    <w:unhideWhenUsed/>
+    <w:rsid w:val="006A47F9"/>
+    <w:pPr>
+      <w:tabs>
+        <w:tab w:val="center" w:pos="4677"/>
+        <w:tab w:val="right" w:pos="9355"/>
+      </w:tabs>
+      <w:spacing w:after="0" w:line="240" w:lineRule="auto"/>
+    </w:pPr>
+  </w:style>
+  <w:style w:type="character" w:customStyle="1" w:styleId="a4">
+    <w:name w:val="Верхний колонтитул Знак"/>
+    <w:basedOn w:val="a0"/>
+    <w:link w:val="a3"/>
+    <w:uiPriority w:val="99"/>
+    <w:rsid w:val="006A47F9"/>
+  </w:style>
+  <w:style w:type="paragraph" w:styleId="a5">
+    <w:name w:val="footer"/>
+    <w:basedOn w:val="a"/>
+    <w:link w:val="a6"/>
+    <w:uiPriority w:val="99"/>
+    <w:unhideWhenUsed/>
+    <w:rsid w:val="006A47F9"/>
+    <w:pPr>
+      <w:tabs>
+        <w:tab w:val="center" w:pos="4677"/>
+        <w:tab w:val="right" w:pos="9355"/>
+      </w:tabs>
+      <w:spacing w:after="0" w:line="240" w:lineRule="auto"/>
+    </w:pPr>
+  </w:style>
+  <w:style w:type="character" w:customStyle="1" w:styleId="a6">
+    <w:name w:val="Нижний колонтитул Знак"/>
+    <w:basedOn w:val="a0"/>
+    <w:link w:val="a5"/>
+    <w:uiPriority w:val="99"/>
+    <w:rsid w:val="006A47F9"/>
+  </w:style>
 </w:styles>
 </file>
 
@@ -704,4 +3097,16 @@
     </a:ext>
   </a:extLst>
 </a:theme>
+</file>
+
+<file path=customXml/item1.xml><?xml version="1.0" encoding="utf-8"?>
+<b:Sources xmlns:b="http://schemas.openxmlformats.org/officeDocument/2006/bibliography" xmlns="http://schemas.openxmlformats.org/officeDocument/2006/bibliography" SelectedStyle="\APASixthEditionOfficeOnline.xsl" StyleName="APA" Version="6"/>
+</file>
+
+<file path=customXml/itemProps1.xml><?xml version="1.0" encoding="utf-8"?>
+<ds:datastoreItem xmlns:ds="http://schemas.openxmlformats.org/officeDocument/2006/customXml" ds:itemID="{B6AB3654-7010-4C5A-AFE7-9713C5DBCD2A}">
+  <ds:schemaRefs>
+    <ds:schemaRef ds:uri="http://schemas.openxmlformats.org/officeDocument/2006/bibliography"/>
+  </ds:schemaRefs>
+</ds:datastoreItem>
 </file>